--- a/docx/STRUCTURE.docx
+++ b/docx/STRUCTURE.docx
@@ -5,8 +5,13 @@
     <w:p>
       <w:pPr>
         <w:pStyle w:val="Heading1"/>
+        <w:jc w:val="center"/>
       </w:pPr>
       <w:r>
+        <w:rPr>
+          <w:color w:val="3949AB"/>
+          <w:sz w:val="40"/>
+        </w:rPr>
         <w:t>Repository Structure &amp; File Guide</w:t>
       </w:r>
     </w:p>
@@ -387,6 +392,9 @@
         <w:pStyle w:val="Heading2"/>
       </w:pPr>
       <w:r>
+        <w:rPr>
+          <w:color w:val="3949AB"/>
+        </w:rPr>
         <w:t>Top-level map</w:t>
       </w:r>
     </w:p>
@@ -406,7 +414,7 @@
         <w:br/>
         <w:t>├── progress_June_*.md   dated session logs (the paper trail; June 17 → 25-26)</w:t>
         <w:br/>
-        <w:t>├── SESSION_REPORT_trained_verifier.md   narrative report of the trained-verifier program</w:t>
+        <w:t>├── progress_June_25-26.md   dated diary + folded detailed narrative</w:t>
         <w:br/>
         <w:t>│</w:t>
         <w:br/>
@@ -466,12 +474,15 @@
       <w:r>
         <w:rPr>
           <w:rFonts w:ascii="Consolas" w:hAnsi="Consolas"/>
-          <w:color w:val="B03060"/>
+          <w:color w:val="3949AB"/>
           <w:sz w:val="19"/>
         </w:rPr>
         <w:t>src/labeling/</w:t>
       </w:r>
       <w:r>
+        <w:rPr>
+          <w:color w:val="3949AB"/>
+        </w:rPr>
         <w:t xml:space="preserve"> — run a model over data → per-sample JSONL checkpoints</w:t>
       </w:r>
     </w:p>
@@ -482,7 +493,7 @@
     </w:p>
     <w:tbl>
       <w:tblPr>
-        <w:tblStyle w:val="LightGrid-Accent1"/>
+        <w:tblStyle w:val="TableGrid"/>
         <w:tblW w:type="auto" w:w="0"/>
         <w:tblLook w:firstColumn="1" w:firstRow="1" w:lastColumn="0" w:lastRow="0" w:noHBand="0" w:noVBand="1" w:val="04A0"/>
       </w:tblPr>
@@ -494,11 +505,14 @@
         <w:tc>
           <w:tcPr>
             <w:tcW w:type="dxa" w:w="4320"/>
+            <w:shd w:val="clear" w:fill="3949AB"/>
           </w:tcPr>
           <w:p>
             <w:r>
               <w:rPr>
                 <w:b/>
+                <w:color w:val="FFFFFF"/>
+                <w:sz w:val="19"/>
               </w:rPr>
               <w:t>file</w:t>
             </w:r>
@@ -507,11 +521,14 @@
         <w:tc>
           <w:tcPr>
             <w:tcW w:type="dxa" w:w="4320"/>
+            <w:shd w:val="clear" w:fill="3949AB"/>
           </w:tcPr>
           <w:p>
             <w:r>
               <w:rPr>
                 <w:b/>
+                <w:color w:val="FFFFFF"/>
+                <w:sz w:val="19"/>
               </w:rPr>
               <w:t>purpose</w:t>
             </w:r>
@@ -522,6 +539,7 @@
         <w:tc>
           <w:tcPr>
             <w:tcW w:type="dxa" w:w="4320"/>
+            <w:shd w:val="clear" w:fill="F2F5FB"/>
           </w:tcPr>
           <w:p>
             <w:r>
@@ -537,9 +555,13 @@
         <w:tc>
           <w:tcPr>
             <w:tcW w:type="dxa" w:w="4320"/>
-          </w:tcPr>
-          <w:p>
-            <w:r>
+            <w:shd w:val="clear" w:fill="F2F5FB"/>
+          </w:tcPr>
+          <w:p>
+            <w:r>
+              <w:rPr>
+                <w:sz w:val="19"/>
+              </w:rPr>
               <w:t>7B cheap-arm (no-think) vLLM runner, full eval set</w:t>
             </w:r>
           </w:p>
@@ -567,6 +589,9 @@
           </w:tcPr>
           <w:p>
             <w:r>
+              <w:rPr>
+                <w:sz w:val="19"/>
+              </w:rPr>
               <w:t>7B in THINK mode (the paper's think baseline)</w:t>
             </w:r>
           </w:p>
@@ -576,6 +601,7 @@
         <w:tc>
           <w:tcPr>
             <w:tcW w:type="dxa" w:w="4320"/>
+            <w:shd w:val="clear" w:fill="F2F5FB"/>
           </w:tcPr>
           <w:p>
             <w:r>
@@ -591,9 +617,13 @@
         <w:tc>
           <w:tcPr>
             <w:tcW w:type="dxa" w:w="4320"/>
-          </w:tcPr>
-          <w:p>
-            <w:r>
+            <w:shd w:val="clear" w:fill="F2F5FB"/>
+          </w:tcPr>
+          <w:p>
+            <w:r>
+              <w:rPr>
+                <w:sz w:val="19"/>
+              </w:rPr>
               <w:t>unified compute-router gate for the 7B (HF, OOM-guarded)</w:t>
             </w:r>
           </w:p>
@@ -621,6 +651,9 @@
           </w:tcPr>
           <w:p>
             <w:r>
+              <w:rPr>
+                <w:sz w:val="19"/>
+              </w:rPr>
               <w:t>AutoMix/P(True)-style self-verification signal for the cheap 7B leg</w:t>
             </w:r>
           </w:p>
@@ -630,6 +663,7 @@
         <w:tc>
           <w:tcPr>
             <w:tcW w:type="dxa" w:w="4320"/>
+            <w:shd w:val="clear" w:fill="F2F5FB"/>
           </w:tcPr>
           <w:p>
             <w:r>
@@ -645,9 +679,13 @@
         <w:tc>
           <w:tcPr>
             <w:tcW w:type="dxa" w:w="4320"/>
-          </w:tcPr>
-          <w:p>
-            <w:r>
+            <w:shd w:val="clear" w:fill="F2F5FB"/>
+          </w:tcPr>
+          <w:p>
+            <w:r>
+              <w:rPr>
+                <w:sz w:val="19"/>
+              </w:rPr>
               <w:t>vLLM tensor-parallel (2-GPU) runner for the 32B</w:t>
             </w:r>
           </w:p>
@@ -675,6 +713,9 @@
           </w:tcPr>
           <w:p>
             <w:r>
+              <w:rPr>
+                <w:sz w:val="19"/>
+              </w:rPr>
               <w:t>32B (think) on the seed-42 500-question subset (HF, for VRAM)</w:t>
             </w:r>
           </w:p>
@@ -684,6 +725,7 @@
         <w:tc>
           <w:tcPr>
             <w:tcW w:type="dxa" w:w="4320"/>
+            <w:shd w:val="clear" w:fill="F2F5FB"/>
           </w:tcPr>
           <w:p>
             <w:r>
@@ -699,9 +741,13 @@
         <w:tc>
           <w:tcPr>
             <w:tcW w:type="dxa" w:w="4320"/>
-          </w:tcPr>
-          <w:p>
-            <w:r>
+            <w:shd w:val="clear" w:fill="F2F5FB"/>
+          </w:tcPr>
+          <w:p>
+            <w:r>
+              <w:rPr>
+                <w:sz w:val="19"/>
+              </w:rPr>
               <w:t>strong-leg ablation: vary the 32B escalation target's mode</w:t>
             </w:r>
           </w:p>
@@ -729,6 +775,9 @@
           </w:tcPr>
           <w:p>
             <w:r>
+              <w:rPr>
+                <w:sz w:val="19"/>
+              </w:rPr>
               <w:t>generative (open-ended) medical-VQA runner — the open-ended cascade engine</w:t>
             </w:r>
           </w:p>
@@ -738,6 +787,7 @@
         <w:tc>
           <w:tcPr>
             <w:tcW w:type="dxa" w:w="4320"/>
+            <w:shd w:val="clear" w:fill="F2F5FB"/>
           </w:tcPr>
           <w:p>
             <w:r>
@@ -753,9 +803,13 @@
         <w:tc>
           <w:tcPr>
             <w:tcW w:type="dxa" w:w="4320"/>
-          </w:tcPr>
-          <w:p>
-            <w:r>
+            <w:shd w:val="clear" w:fill="F2F5FB"/>
+          </w:tcPr>
+          <w:p>
+            <w:r>
+              <w:rPr>
+                <w:sz w:val="19"/>
+              </w:rPr>
               <w:t>open-ended self-verification (AutoMix/P(True)) for the gate hunt</w:t>
             </w:r>
           </w:p>
@@ -783,6 +837,9 @@
           </w:tcPr>
           <w:p>
             <w:r>
+              <w:rPr>
+                <w:sz w:val="19"/>
+              </w:rPr>
               <w:t>per-sample self/cross verification for verifier-guided selection</w:t>
             </w:r>
           </w:p>
@@ -792,6 +849,7 @@
         <w:tc>
           <w:tcPr>
             <w:tcW w:type="dxa" w:w="4320"/>
+            <w:shd w:val="clear" w:fill="F2F5FB"/>
           </w:tcPr>
           <w:p>
             <w:r>
@@ -807,9 +865,13 @@
         <w:tc>
           <w:tcPr>
             <w:tcW w:type="dxa" w:w="4320"/>
-          </w:tcPr>
-          <w:p>
-            <w:r>
+            <w:shd w:val="clear" w:fill="F2F5FB"/>
+          </w:tcPr>
+          <w:p>
+            <w:r>
+              <w:rPr>
+                <w:sz w:val="19"/>
+              </w:rPr>
               <w:t>listwise verifier-guided selection over an sc8 checkpoint</w:t>
             </w:r>
           </w:p>
@@ -837,6 +899,9 @@
           </w:tcPr>
           <w:p>
             <w:r>
+              <w:rPr>
+                <w:sz w:val="19"/>
+              </w:rPr>
               <w:t>candidate-conditioned generation (strong model primed with cheap answers)</w:t>
             </w:r>
           </w:p>
@@ -846,6 +911,7 @@
         <w:tc>
           <w:tcPr>
             <w:tcW w:type="dxa" w:w="4320"/>
+            <w:shd w:val="clear" w:fill="F2F5FB"/>
           </w:tcPr>
           <w:p>
             <w:r>
@@ -861,9 +927,13 @@
         <w:tc>
           <w:tcPr>
             <w:tcW w:type="dxa" w:w="4320"/>
-          </w:tcPr>
-          <w:p>
-            <w:r>
+            <w:shd w:val="clear" w:fill="F2F5FB"/>
+          </w:tcPr>
+          <w:p>
+            <w:r>
+              <w:rPr>
+                <w:sz w:val="19"/>
+              </w:rPr>
               <w:t>few-shot in-context exemplars to align answer style</w:t>
             </w:r>
           </w:p>
@@ -891,6 +961,9 @@
           </w:tcPr>
           <w:p>
             <w:r>
+              <w:rPr>
+                <w:sz w:val="19"/>
+              </w:rPr>
               <w:t>LLM-judge scorer for open-ended VQA (strong neutral grader)</w:t>
             </w:r>
           </w:p>
@@ -900,6 +973,7 @@
         <w:tc>
           <w:tcPr>
             <w:tcW w:type="dxa" w:w="4320"/>
+            <w:shd w:val="clear" w:fill="F2F5FB"/>
           </w:tcPr>
           <w:p>
             <w:r>
@@ -915,9 +989,13 @@
         <w:tc>
           <w:tcPr>
             <w:tcW w:type="dxa" w:w="4320"/>
-          </w:tcPr>
-          <w:p>
-            <w:r>
+            <w:shd w:val="clear" w:fill="F2F5FB"/>
+          </w:tcPr>
+          <w:p>
+            <w:r>
+              <w:rPr>
+                <w:sz w:val="19"/>
+              </w:rPr>
               <w:t>audit an open set for ANSWERABLE vs ARTIFACT questions</w:t>
             </w:r>
           </w:p>
@@ -945,6 +1023,9 @@
           </w:tcPr>
           <w:p>
             <w:r>
+              <w:rPr>
+                <w:sz w:val="19"/>
+              </w:rPr>
               <w:t>medical grounding on SLAKE (zero-download, uses detection.json boxes)</w:t>
             </w:r>
           </w:p>
@@ -954,6 +1035,7 @@
         <w:tc>
           <w:tcPr>
             <w:tcW w:type="dxa" w:w="4320"/>
+            <w:shd w:val="clear" w:fill="F2F5FB"/>
           </w:tcPr>
           <w:p>
             <w:r>
@@ -969,9 +1051,13 @@
         <w:tc>
           <w:tcPr>
             <w:tcW w:type="dxa" w:w="4320"/>
-          </w:tcPr>
-          <w:p>
-            <w:r>
+            <w:shd w:val="clear" w:fill="F2F5FB"/>
+          </w:tcPr>
+          <w:p>
+            <w:r>
+              <w:rPr>
+                <w:sz w:val="19"/>
+              </w:rPr>
               <w:t>phrase grounding on the real MS-CXR benchmark (PhysioNet, 1448 boxes)</w:t>
             </w:r>
           </w:p>
@@ -999,6 +1085,9 @@
           </w:tcPr>
           <w:p>
             <w:r>
+              <w:rPr>
+                <w:sz w:val="19"/>
+              </w:rPr>
               <w:t>general Qwen2.5-VL-family eval runner (any local/HF model)</w:t>
             </w:r>
           </w:p>
@@ -1008,6 +1097,7 @@
         <w:tc>
           <w:tcPr>
             <w:tcW w:type="dxa" w:w="4320"/>
+            <w:shd w:val="clear" w:fill="F2F5FB"/>
           </w:tcPr>
           <w:p>
             <w:r>
@@ -1023,9 +1113,13 @@
         <w:tc>
           <w:tcPr>
             <w:tcW w:type="dxa" w:w="4320"/>
-          </w:tcPr>
-          <w:p>
-            <w:r>
+            <w:shd w:val="clear" w:fill="F2F5FB"/>
+          </w:tcPr>
+          <w:p>
+            <w:r>
+              <w:rPr>
+                <w:sz w:val="19"/>
+              </w:rPr>
               <w:t>model-agnostic vLLM eval for cross-family peer VLMs</w:t>
             </w:r>
           </w:p>
@@ -1053,6 +1147,9 @@
           </w:tcPr>
           <w:p>
             <w:r>
+              <w:rPr>
+                <w:sz w:val="19"/>
+              </w:rPr>
               <w:t>run a model on the held-out PMC-VQA TRAIN sample</w:t>
             </w:r>
           </w:p>
@@ -1062,6 +1159,7 @@
         <w:tc>
           <w:tcPr>
             <w:tcW w:type="dxa" w:w="4320"/>
+            <w:shd w:val="clear" w:fill="F2F5FB"/>
           </w:tcPr>
           <w:p>
             <w:r>
@@ -1077,9 +1175,13 @@
         <w:tc>
           <w:tcPr>
             <w:tcW w:type="dxa" w:w="4320"/>
-          </w:tcPr>
-          <w:p>
-            <w:r>
+            <w:shd w:val="clear" w:fill="F2F5FB"/>
+          </w:tcPr>
+          <w:p>
+            <w:r>
+              <w:rPr>
+                <w:sz w:val="19"/>
+              </w:rPr>
               <w:t>(see above)</w:t>
             </w:r>
           </w:p>
@@ -1107,6 +1209,9 @@
           </w:tcPr>
           <w:p>
             <w:r>
+              <w:rPr>
+                <w:sz w:val="19"/>
+              </w:rPr>
               <w:t>frozen SigLIP image+text embeddings for the competent-4 samples</w:t>
             </w:r>
           </w:p>
@@ -1116,6 +1221,7 @@
         <w:tc>
           <w:tcPr>
             <w:tcW w:type="dxa" w:w="4320"/>
+            <w:shd w:val="clear" w:fill="F2F5FB"/>
           </w:tcPr>
           <w:p>
             <w:r>
@@ -1131,9 +1237,13 @@
         <w:tc>
           <w:tcPr>
             <w:tcW w:type="dxa" w:w="4320"/>
-          </w:tcPr>
-          <w:p>
-            <w:r>
+            <w:shd w:val="clear" w:fill="F2F5FB"/>
+          </w:tcPr>
+          <w:p>
+            <w:r>
+              <w:rPr>
+                <w:sz w:val="19"/>
+              </w:rPr>
               <w:t>lightweight GPU power sampler for batch-1 energy measurement</w:t>
             </w:r>
           </w:p>
@@ -1147,18 +1257,21 @@
       <w:r>
         <w:rPr>
           <w:rFonts w:ascii="Consolas" w:hAnsi="Consolas"/>
-          <w:color w:val="B03060"/>
+          <w:color w:val="3949AB"/>
           <w:sz w:val="19"/>
         </w:rPr>
         <w:t>src/sweep/</w:t>
       </w:r>
       <w:r>
+        <w:rPr>
+          <w:color w:val="3949AB"/>
+        </w:rPr>
         <w:t xml:space="preserve"> — resolution / compute sweeps + calibration</w:t>
       </w:r>
     </w:p>
     <w:tbl>
       <w:tblPr>
-        <w:tblStyle w:val="LightGrid-Accent1"/>
+        <w:tblStyle w:val="TableGrid"/>
         <w:tblW w:type="auto" w:w="0"/>
         <w:tblLook w:firstColumn="1" w:firstRow="1" w:lastColumn="0" w:lastRow="0" w:noHBand="0" w:noVBand="1" w:val="04A0"/>
       </w:tblPr>
@@ -1170,11 +1283,14 @@
         <w:tc>
           <w:tcPr>
             <w:tcW w:type="dxa" w:w="4320"/>
+            <w:shd w:val="clear" w:fill="3949AB"/>
           </w:tcPr>
           <w:p>
             <w:r>
               <w:rPr>
                 <w:b/>
+                <w:color w:val="FFFFFF"/>
+                <w:sz w:val="19"/>
               </w:rPr>
               <w:t>file</w:t>
             </w:r>
@@ -1183,11 +1299,14 @@
         <w:tc>
           <w:tcPr>
             <w:tcW w:type="dxa" w:w="4320"/>
+            <w:shd w:val="clear" w:fill="3949AB"/>
           </w:tcPr>
           <w:p>
             <w:r>
               <w:rPr>
                 <w:b/>
+                <w:color w:val="FFFFFF"/>
+                <w:sz w:val="19"/>
               </w:rPr>
               <w:t>purpose</w:t>
             </w:r>
@@ -1198,6 +1317,7 @@
         <w:tc>
           <w:tcPr>
             <w:tcW w:type="dxa" w:w="4320"/>
+            <w:shd w:val="clear" w:fill="F2F5FB"/>
           </w:tcPr>
           <w:p>
             <w:r>
@@ -1213,9 +1333,13 @@
         <w:tc>
           <w:tcPr>
             <w:tcW w:type="dxa" w:w="4320"/>
-          </w:tcPr>
-          <w:p>
-            <w:r>
+            <w:shd w:val="clear" w:fill="F2F5FB"/>
+          </w:tcPr>
+          <w:p>
+            <w:r>
+              <w:rPr>
+                <w:sz w:val="19"/>
+              </w:rPr>
               <w:t>7B no-think vision-token-budget (resolution) sweep</w:t>
             </w:r>
           </w:p>
@@ -1243,6 +1367,9 @@
           </w:tcPr>
           <w:p>
             <w:r>
+              <w:rPr>
+                <w:sz w:val="19"/>
+              </w:rPr>
               <w:t>exact 7B prompt-token count (text+vision) at each resolution cap</w:t>
             </w:r>
           </w:p>
@@ -1252,6 +1379,7 @@
         <w:tc>
           <w:tcPr>
             <w:tcW w:type="dxa" w:w="4320"/>
+            <w:shd w:val="clear" w:fill="F2F5FB"/>
           </w:tcPr>
           <w:p>
             <w:r>
@@ -1267,9 +1395,13 @@
         <w:tc>
           <w:tcPr>
             <w:tcW w:type="dxa" w:w="4320"/>
-          </w:tcPr>
-          <w:p>
-            <w:r>
+            <w:shd w:val="clear" w:fill="F2F5FB"/>
+          </w:tcPr>
+          <w:p>
+            <w:r>
+              <w:rPr>
+                <w:sz w:val="19"/>
+              </w:rPr>
               <w:t>calibrated resolution × τ grid → the cap320 / τ=0.426 operating point</w:t>
             </w:r>
           </w:p>
@@ -1297,6 +1429,9 @@
           </w:tcPr>
           <w:p>
             <w:r>
+              <w:rPr>
+                <w:sz w:val="19"/>
+              </w:rPr>
               <w:t>2-D efficiency sweep over (resolution cap × escalation threshold)</w:t>
             </w:r>
           </w:p>
@@ -1306,6 +1441,7 @@
         <w:tc>
           <w:tcPr>
             <w:tcW w:type="dxa" w:w="4320"/>
+            <w:shd w:val="clear" w:fill="F2F5FB"/>
           </w:tcPr>
           <w:p>
             <w:r>
@@ -1321,9 +1457,13 @@
         <w:tc>
           <w:tcPr>
             <w:tcW w:type="dxa" w:w="4320"/>
-          </w:tcPr>
-          <w:p>
-            <w:r>
+            <w:shd w:val="clear" w:fill="F2F5FB"/>
+          </w:tcPr>
+          <w:p>
+            <w:r>
+              <w:rPr>
+                <w:sz w:val="19"/>
+              </w:rPr>
               <w:t>honest held-out test-time eval of the resolution × escalation cascade</w:t>
             </w:r>
           </w:p>
@@ -1337,18 +1477,21 @@
       <w:r>
         <w:rPr>
           <w:rFonts w:ascii="Consolas" w:hAnsi="Consolas"/>
-          <w:color w:val="B03060"/>
+          <w:color w:val="3949AB"/>
           <w:sz w:val="19"/>
         </w:rPr>
         <w:t>src/gate/</w:t>
       </w:r>
       <w:r>
+        <w:rPr>
+          <w:color w:val="3949AB"/>
+        </w:rPr>
         <w:t xml:space="preserve"> — train + freeze the deployed margin gate</w:t>
       </w:r>
     </w:p>
     <w:tbl>
       <w:tblPr>
-        <w:tblStyle w:val="LightGrid-Accent1"/>
+        <w:tblStyle w:val="TableGrid"/>
         <w:tblW w:type="auto" w:w="0"/>
         <w:tblLook w:firstColumn="1" w:firstRow="1" w:lastColumn="0" w:lastRow="0" w:noHBand="0" w:noVBand="1" w:val="04A0"/>
       </w:tblPr>
@@ -1360,11 +1503,14 @@
         <w:tc>
           <w:tcPr>
             <w:tcW w:type="dxa" w:w="4320"/>
+            <w:shd w:val="clear" w:fill="3949AB"/>
           </w:tcPr>
           <w:p>
             <w:r>
               <w:rPr>
                 <w:b/>
+                <w:color w:val="FFFFFF"/>
+                <w:sz w:val="19"/>
               </w:rPr>
               <w:t>file</w:t>
             </w:r>
@@ -1373,11 +1519,14 @@
         <w:tc>
           <w:tcPr>
             <w:tcW w:type="dxa" w:w="4320"/>
+            <w:shd w:val="clear" w:fill="3949AB"/>
           </w:tcPr>
           <w:p>
             <w:r>
               <w:rPr>
                 <w:b/>
+                <w:color w:val="FFFFFF"/>
+                <w:sz w:val="19"/>
               </w:rPr>
               <w:t>purpose</w:t>
             </w:r>
@@ -1388,6 +1537,7 @@
         <w:tc>
           <w:tcPr>
             <w:tcW w:type="dxa" w:w="4320"/>
+            <w:shd w:val="clear" w:fill="F2F5FB"/>
           </w:tcPr>
           <w:p>
             <w:r>
@@ -1403,9 +1553,13 @@
         <w:tc>
           <w:tcPr>
             <w:tcW w:type="dxa" w:w="4320"/>
-          </w:tcPr>
-          <w:p>
-            <w:r>
+            <w:shd w:val="clear" w:fill="F2F5FB"/>
+          </w:tcPr>
+          <w:p>
+            <w:r>
+              <w:rPr>
+                <w:sz w:val="19"/>
+              </w:rPr>
               <w:t xml:space="preserve">train the frozen margin gate on the clean PMC-VQA train split → </w:t>
             </w:r>
             <w:r>
@@ -1441,6 +1595,9 @@
           </w:tcPr>
           <w:p>
             <w:r>
+              <w:rPr>
+                <w:sz w:val="19"/>
+              </w:rPr>
               <w:t>refit the frozen gate's τ at each resolution cap</w:t>
             </w:r>
           </w:p>
@@ -1454,18 +1611,21 @@
       <w:r>
         <w:rPr>
           <w:rFonts w:ascii="Consolas" w:hAnsi="Consolas"/>
-          <w:color w:val="B03060"/>
+          <w:color w:val="3949AB"/>
           <w:sz w:val="19"/>
         </w:rPr>
         <w:t>src/cascade/</w:t>
       </w:r>
       <w:r>
+        <w:rPr>
+          <w:color w:val="3949AB"/>
+        </w:rPr>
         <w:t xml:space="preserve"> — the live co-resident cascade + real-time measurement</w:t>
       </w:r>
     </w:p>
     <w:tbl>
       <w:tblPr>
-        <w:tblStyle w:val="LightGrid-Accent1"/>
+        <w:tblStyle w:val="TableGrid"/>
         <w:tblW w:type="auto" w:w="0"/>
         <w:tblLook w:firstColumn="1" w:firstRow="1" w:lastColumn="0" w:lastRow="0" w:noHBand="0" w:noVBand="1" w:val="04A0"/>
       </w:tblPr>
@@ -1477,11 +1637,14 @@
         <w:tc>
           <w:tcPr>
             <w:tcW w:type="dxa" w:w="4320"/>
+            <w:shd w:val="clear" w:fill="3949AB"/>
           </w:tcPr>
           <w:p>
             <w:r>
               <w:rPr>
                 <w:b/>
+                <w:color w:val="FFFFFF"/>
+                <w:sz w:val="19"/>
               </w:rPr>
               <w:t>file</w:t>
             </w:r>
@@ -1490,11 +1653,14 @@
         <w:tc>
           <w:tcPr>
             <w:tcW w:type="dxa" w:w="4320"/>
+            <w:shd w:val="clear" w:fill="3949AB"/>
           </w:tcPr>
           <w:p>
             <w:r>
               <w:rPr>
                 <w:b/>
+                <w:color w:val="FFFFFF"/>
+                <w:sz w:val="19"/>
               </w:rPr>
               <w:t>purpose</w:t>
             </w:r>
@@ -1505,6 +1671,7 @@
         <w:tc>
           <w:tcPr>
             <w:tcW w:type="dxa" w:w="4320"/>
+            <w:shd w:val="clear" w:fill="F2F5FB"/>
           </w:tcPr>
           <w:p>
             <w:r>
@@ -1520,9 +1687,13 @@
         <w:tc>
           <w:tcPr>
             <w:tcW w:type="dxa" w:w="4320"/>
-          </w:tcPr>
-          <w:p>
-            <w:r>
+            <w:shd w:val="clear" w:fill="F2F5FB"/>
+          </w:tcPr>
+          <w:p>
+            <w:r>
+              <w:rPr>
+                <w:sz w:val="19"/>
+              </w:rPr>
               <w:t>live co-resident 7B→32B cascade, full eval, real-time single-query routing</w:t>
             </w:r>
           </w:p>
@@ -1550,6 +1721,9 @@
           </w:tcPr>
           <w:p>
             <w:r>
+              <w:rPr>
+                <w:sz w:val="19"/>
+              </w:rPr>
               <w:t>analyze a live-cascade JSONL (safe mid-run)</w:t>
             </w:r>
           </w:p>
@@ -1559,6 +1733,7 @@
         <w:tc>
           <w:tcPr>
             <w:tcW w:type="dxa" w:w="4320"/>
+            <w:shd w:val="clear" w:fill="F2F5FB"/>
           </w:tcPr>
           <w:p>
             <w:r>
@@ -1574,9 +1749,13 @@
         <w:tc>
           <w:tcPr>
             <w:tcW w:type="dxa" w:w="4320"/>
-          </w:tcPr>
-          <w:p>
-            <w:r>
+            <w:shd w:val="clear" w:fill="F2F5FB"/>
+          </w:tcPr>
+          <w:p>
+            <w:r>
+              <w:rPr>
+                <w:sz w:val="19"/>
+              </w:rPr>
               <w:t>batch-1 latency / power / VRAM for one model leg</w:t>
             </w:r>
           </w:p>
@@ -1604,6 +1783,9 @@
           </w:tcPr>
           <w:p>
             <w:r>
+              <w:rPr>
+                <w:sz w:val="19"/>
+              </w:rPr>
               <w:t>batch-1 latency/energy across multiple (arm × resolution-cap) configs</w:t>
             </w:r>
           </w:p>
@@ -1613,6 +1795,7 @@
         <w:tc>
           <w:tcPr>
             <w:tcW w:type="dxa" w:w="4320"/>
+            <w:shd w:val="clear" w:fill="F2F5FB"/>
           </w:tcPr>
           <w:p>
             <w:r>
@@ -1628,9 +1811,13 @@
         <w:tc>
           <w:tcPr>
             <w:tcW w:type="dxa" w:w="4320"/>
-          </w:tcPr>
-          <w:p>
-            <w:r>
+            <w:shd w:val="clear" w:fill="F2F5FB"/>
+          </w:tcPr>
+          <w:p>
+            <w:r>
+              <w:rPr>
+                <w:sz w:val="19"/>
+              </w:rPr>
               <w:t>reconstruct deployed cascade cost from the two measured legs</w:t>
             </w:r>
           </w:p>
@@ -1644,18 +1831,21 @@
       <w:r>
         <w:rPr>
           <w:rFonts w:ascii="Consolas" w:hAnsi="Consolas"/>
-          <w:color w:val="B03060"/>
+          <w:color w:val="3949AB"/>
           <w:sz w:val="19"/>
         </w:rPr>
         <w:t>src/analysis/cascade/</w:t>
       </w:r>
       <w:r>
+        <w:rPr>
+          <w:color w:val="3949AB"/>
+        </w:rPr>
         <w:t xml:space="preserve"> — analyses of the live cascade</w:t>
       </w:r>
     </w:p>
     <w:tbl>
       <w:tblPr>
-        <w:tblStyle w:val="LightGrid-Accent1"/>
+        <w:tblStyle w:val="TableGrid"/>
         <w:tblW w:type="auto" w:w="0"/>
         <w:tblLook w:firstColumn="1" w:firstRow="1" w:lastColumn="0" w:lastRow="0" w:noHBand="0" w:noVBand="1" w:val="04A0"/>
       </w:tblPr>
@@ -1667,11 +1857,14 @@
         <w:tc>
           <w:tcPr>
             <w:tcW w:type="dxa" w:w="4320"/>
+            <w:shd w:val="clear" w:fill="3949AB"/>
           </w:tcPr>
           <w:p>
             <w:r>
               <w:rPr>
                 <w:b/>
+                <w:color w:val="FFFFFF"/>
+                <w:sz w:val="19"/>
               </w:rPr>
               <w:t>file</w:t>
             </w:r>
@@ -1680,11 +1873,14 @@
         <w:tc>
           <w:tcPr>
             <w:tcW w:type="dxa" w:w="4320"/>
+            <w:shd w:val="clear" w:fill="3949AB"/>
           </w:tcPr>
           <w:p>
             <w:r>
               <w:rPr>
                 <w:b/>
+                <w:color w:val="FFFFFF"/>
+                <w:sz w:val="19"/>
               </w:rPr>
               <w:t>purpose</w:t>
             </w:r>
@@ -1695,6 +1891,7 @@
         <w:tc>
           <w:tcPr>
             <w:tcW w:type="dxa" w:w="4320"/>
+            <w:shd w:val="clear" w:fill="F2F5FB"/>
           </w:tcPr>
           <w:p>
             <w:r>
@@ -1710,9 +1907,13 @@
         <w:tc>
           <w:tcPr>
             <w:tcW w:type="dxa" w:w="4320"/>
-          </w:tcPr>
-          <w:p>
-            <w:r>
+            <w:shd w:val="clear" w:fill="F2F5FB"/>
+          </w:tcPr>
+          <w:p>
+            <w:r>
+              <w:rPr>
+                <w:sz w:val="19"/>
+              </w:rPr>
               <w:t>per-benchmark cap320 cascade behavior from validated labels</w:t>
             </w:r>
           </w:p>
@@ -1740,6 +1941,9 @@
           </w:tcPr>
           <w:p>
             <w:r>
+              <w:rPr>
+                <w:sz w:val="19"/>
+              </w:rPr>
               <w:t>decode-only compute number for the cascade</w:t>
             </w:r>
           </w:p>
@@ -1749,6 +1953,7 @@
         <w:tc>
           <w:tcPr>
             <w:tcW w:type="dxa" w:w="4320"/>
+            <w:shd w:val="clear" w:fill="F2F5FB"/>
           </w:tcPr>
           <w:p>
             <w:r>
@@ -1764,9 +1969,13 @@
         <w:tc>
           <w:tcPr>
             <w:tcW w:type="dxa" w:w="4320"/>
-          </w:tcPr>
-          <w:p>
-            <w:r>
+            <w:shd w:val="clear" w:fill="F2F5FB"/>
+          </w:tcPr>
+          <w:p>
+            <w:r>
+              <w:rPr>
+                <w:sz w:val="19"/>
+              </w:rPr>
               <w:t>prefill-inclusive compute (review-proof)</w:t>
             </w:r>
           </w:p>
@@ -1794,6 +2003,9 @@
           </w:tcPr>
           <w:p>
             <w:r>
+              <w:rPr>
+                <w:sz w:val="19"/>
+              </w:rPr>
               <w:t>cost-vs-accuracy operating curve</w:t>
             </w:r>
           </w:p>
@@ -1803,6 +2015,7 @@
         <w:tc>
           <w:tcPr>
             <w:tcW w:type="dxa" w:w="4320"/>
+            <w:shd w:val="clear" w:fill="F2F5FB"/>
           </w:tcPr>
           <w:p>
             <w:r>
@@ -1818,9 +2031,13 @@
         <w:tc>
           <w:tcPr>
             <w:tcW w:type="dxa" w:w="4320"/>
-          </w:tcPr>
-          <w:p>
-            <w:r>
+            <w:shd w:val="clear" w:fill="F2F5FB"/>
+          </w:tcPr>
+          <w:p>
+            <w:r>
+              <w:rPr>
+                <w:sz w:val="19"/>
+              </w:rPr>
               <w:t>is the cascade accuracy gain real or small-sample noise?</w:t>
             </w:r>
           </w:p>
@@ -1848,6 +2065,9 @@
           </w:tcPr>
           <w:p>
             <w:r>
+              <w:rPr>
+                <w:sz w:val="19"/>
+              </w:rPr>
               <w:t>paired-bootstrap CIs for the frozen gate's transfer</w:t>
             </w:r>
           </w:p>
@@ -1857,6 +2077,7 @@
         <w:tc>
           <w:tcPr>
             <w:tcW w:type="dxa" w:w="4320"/>
+            <w:shd w:val="clear" w:fill="F2F5FB"/>
           </w:tcPr>
           <w:p>
             <w:r>
@@ -1872,9 +2093,13 @@
         <w:tc>
           <w:tcPr>
             <w:tcW w:type="dxa" w:w="4320"/>
-          </w:tcPr>
-          <w:p>
-            <w:r>
+            <w:shd w:val="clear" w:fill="F2F5FB"/>
+          </w:tcPr>
+          <w:p>
+            <w:r>
+              <w:rPr>
+                <w:sz w:val="19"/>
+              </w:rPr>
               <w:t>the escalation-gate experiment (superseded)</w:t>
             </w:r>
           </w:p>
@@ -1902,6 +2127,9 @@
           </w:tcPr>
           <w:p>
             <w:r>
+              <w:rPr>
+                <w:sz w:val="19"/>
+              </w:rPr>
               <w:t>mechanism proof: why no margin threshold beats parity</w:t>
             </w:r>
           </w:p>
@@ -1911,6 +2139,7 @@
         <w:tc>
           <w:tcPr>
             <w:tcW w:type="dxa" w:w="4320"/>
+            <w:shd w:val="clear" w:fill="F2F5FB"/>
           </w:tcPr>
           <w:p>
             <w:r>
@@ -1926,9 +2155,13 @@
         <w:tc>
           <w:tcPr>
             <w:tcW w:type="dxa" w:w="4320"/>
-          </w:tcPr>
-          <w:p>
-            <w:r>
+            <w:shd w:val="clear" w:fill="F2F5FB"/>
+          </w:tcPr>
+          <w:p>
+            <w:r>
+              <w:rPr>
+                <w:sz w:val="19"/>
+              </w:rPr>
               <w:t>CPU-only head-to-head of escalation gates (competent-4)</w:t>
             </w:r>
           </w:p>
@@ -1956,6 +2189,9 @@
           </w:tcPr>
           <w:p>
             <w:r>
+              <w:rPr>
+                <w:sz w:val="19"/>
+              </w:rPr>
               <w:t>CORRECTED per-dataset time/energy saved</w:t>
             </w:r>
           </w:p>
@@ -1965,6 +2201,7 @@
         <w:tc>
           <w:tcPr>
             <w:tcW w:type="dxa" w:w="4320"/>
+            <w:shd w:val="clear" w:fill="F2F5FB"/>
           </w:tcPr>
           <w:p>
             <w:r>
@@ -1980,9 +2217,13 @@
         <w:tc>
           <w:tcPr>
             <w:tcW w:type="dxa" w:w="4320"/>
-          </w:tcPr>
-          <w:p>
-            <w:r>
+            <w:shd w:val="clear" w:fill="F2F5FB"/>
+          </w:tcPr>
+          <w:p>
+            <w:r>
+              <w:rPr>
+                <w:sz w:val="19"/>
+              </w:rPr>
               <w:t>earlier energy proxy (kept for record)</w:t>
             </w:r>
           </w:p>
@@ -1996,18 +2237,21 @@
       <w:r>
         <w:rPr>
           <w:rFonts w:ascii="Consolas" w:hAnsi="Consolas"/>
-          <w:color w:val="B03060"/>
+          <w:color w:val="3949AB"/>
           <w:sz w:val="19"/>
         </w:rPr>
         <w:t>src/analysis/ablations/</w:t>
       </w:r>
       <w:r>
+        <w:rPr>
+          <w:color w:val="3949AB"/>
+        </w:rPr>
         <w:t xml:space="preserve"> — gate alternatives that LOST to the margin gate</w:t>
       </w:r>
     </w:p>
     <w:tbl>
       <w:tblPr>
-        <w:tblStyle w:val="LightGrid-Accent1"/>
+        <w:tblStyle w:val="TableGrid"/>
         <w:tblW w:type="auto" w:w="0"/>
         <w:tblLook w:firstColumn="1" w:firstRow="1" w:lastColumn="0" w:lastRow="0" w:noHBand="0" w:noVBand="1" w:val="04A0"/>
       </w:tblPr>
@@ -2019,11 +2263,14 @@
         <w:tc>
           <w:tcPr>
             <w:tcW w:type="dxa" w:w="4320"/>
+            <w:shd w:val="clear" w:fill="3949AB"/>
           </w:tcPr>
           <w:p>
             <w:r>
               <w:rPr>
                 <w:b/>
+                <w:color w:val="FFFFFF"/>
+                <w:sz w:val="19"/>
               </w:rPr>
               <w:t>file</w:t>
             </w:r>
@@ -2032,11 +2279,14 @@
         <w:tc>
           <w:tcPr>
             <w:tcW w:type="dxa" w:w="4320"/>
+            <w:shd w:val="clear" w:fill="3949AB"/>
           </w:tcPr>
           <w:p>
             <w:r>
               <w:rPr>
                 <w:b/>
+                <w:color w:val="FFFFFF"/>
+                <w:sz w:val="19"/>
               </w:rPr>
               <w:t>purpose</w:t>
             </w:r>
@@ -2047,6 +2297,7 @@
         <w:tc>
           <w:tcPr>
             <w:tcW w:type="dxa" w:w="4320"/>
+            <w:shd w:val="clear" w:fill="F2F5FB"/>
           </w:tcPr>
           <w:p>
             <w:r>
@@ -2062,9 +2313,13 @@
         <w:tc>
           <w:tcPr>
             <w:tcW w:type="dxa" w:w="4320"/>
-          </w:tcPr>
-          <w:p>
-            <w:r>
+            <w:shd w:val="clear" w:fill="F2F5FB"/>
+          </w:tcPr>
+          <w:p>
+            <w:r>
+              <w:rPr>
+                <w:sz w:val="19"/>
+              </w:rPr>
               <w:t>offline router bake-off (margin vs FBE/conformal/HistGBM), no inference</w:t>
             </w:r>
           </w:p>
@@ -2103,6 +2358,9 @@
           </w:tcPr>
           <w:p>
             <w:r>
+              <w:rPr>
+                <w:sz w:val="19"/>
+              </w:rPr>
               <w:t>CP-Router-style split-conformal gate (4-ds / all-6)</w:t>
             </w:r>
           </w:p>
@@ -2112,6 +2370,7 @@
         <w:tc>
           <w:tcPr>
             <w:tcW w:type="dxa" w:w="4320"/>
+            <w:shd w:val="clear" w:fill="F2F5FB"/>
           </w:tcPr>
           <w:p>
             <w:r>
@@ -2138,9 +2397,13 @@
         <w:tc>
           <w:tcPr>
             <w:tcW w:type="dxa" w:w="4320"/>
-          </w:tcPr>
-          <w:p>
-            <w:r>
+            <w:shd w:val="clear" w:fill="F2F5FB"/>
+          </w:tcPr>
+          <w:p>
+            <w:r>
+              <w:rPr>
+                <w:sz w:val="19"/>
+              </w:rPr>
               <w:t>learned gradient-boosted multi-feature router (4-ds / all-6)</w:t>
             </w:r>
           </w:p>
@@ -2154,18 +2417,21 @@
       <w:r>
         <w:rPr>
           <w:rFonts w:ascii="Consolas" w:hAnsi="Consolas"/>
-          <w:color w:val="B03060"/>
+          <w:color w:val="3949AB"/>
           <w:sz w:val="19"/>
         </w:rPr>
         <w:t>src/reporting/</w:t>
       </w:r>
       <w:r>
+        <w:rPr>
+          <w:color w:val="3949AB"/>
+        </w:rPr>
         <w:t xml:space="preserve"> — build the paper's tables + harness validation</w:t>
       </w:r>
     </w:p>
     <w:tbl>
       <w:tblPr>
-        <w:tblStyle w:val="LightGrid-Accent1"/>
+        <w:tblStyle w:val="TableGrid"/>
         <w:tblW w:type="auto" w:w="0"/>
         <w:tblLook w:firstColumn="1" w:firstRow="1" w:lastColumn="0" w:lastRow="0" w:noHBand="0" w:noVBand="1" w:val="04A0"/>
       </w:tblPr>
@@ -2177,11 +2443,14 @@
         <w:tc>
           <w:tcPr>
             <w:tcW w:type="dxa" w:w="4320"/>
+            <w:shd w:val="clear" w:fill="3949AB"/>
           </w:tcPr>
           <w:p>
             <w:r>
               <w:rPr>
                 <w:b/>
+                <w:color w:val="FFFFFF"/>
+                <w:sz w:val="19"/>
               </w:rPr>
               <w:t>file</w:t>
             </w:r>
@@ -2190,11 +2459,14 @@
         <w:tc>
           <w:tcPr>
             <w:tcW w:type="dxa" w:w="4320"/>
+            <w:shd w:val="clear" w:fill="3949AB"/>
           </w:tcPr>
           <w:p>
             <w:r>
               <w:rPr>
                 <w:b/>
+                <w:color w:val="FFFFFF"/>
+                <w:sz w:val="19"/>
               </w:rPr>
               <w:t>purpose</w:t>
             </w:r>
@@ -2205,6 +2477,7 @@
         <w:tc>
           <w:tcPr>
             <w:tcW w:type="dxa" w:w="4320"/>
+            <w:shd w:val="clear" w:fill="F2F5FB"/>
           </w:tcPr>
           <w:p>
             <w:r>
@@ -2220,9 +2493,13 @@
         <w:tc>
           <w:tcPr>
             <w:tcW w:type="dxa" w:w="4320"/>
-          </w:tcPr>
-          <w:p>
-            <w:r>
+            <w:shd w:val="clear" w:fill="F2F5FB"/>
+          </w:tcPr>
+          <w:p>
+            <w:r>
+              <w:rPr>
+                <w:sz w:val="19"/>
+              </w:rPr>
               <w:t>Table 1 (accuracy, four competent benchmarks)</w:t>
             </w:r>
           </w:p>
@@ -2250,6 +2527,9 @@
           </w:tcPr>
           <w:p>
             <w:r>
+              <w:rPr>
+                <w:sz w:val="19"/>
+              </w:rPr>
               <w:t>Table 2 (efficiency, four competent benchmarks)</w:t>
             </w:r>
           </w:p>
@@ -2259,6 +2539,7 @@
         <w:tc>
           <w:tcPr>
             <w:tcW w:type="dxa" w:w="4320"/>
+            <w:shd w:val="clear" w:fill="F2F5FB"/>
           </w:tcPr>
           <w:p>
             <w:r>
@@ -2274,9 +2555,13 @@
         <w:tc>
           <w:tcPr>
             <w:tcW w:type="dxa" w:w="4320"/>
-          </w:tcPr>
-          <w:p>
-            <w:r>
+            <w:shd w:val="clear" w:fill="F2F5FB"/>
+          </w:tcPr>
+          <w:p>
+            <w:r>
+              <w:rPr>
+                <w:sz w:val="19"/>
+              </w:rPr>
               <w:t>per-dataset time/energy saved vs always-32B</w:t>
             </w:r>
           </w:p>
@@ -2304,6 +2589,9 @@
           </w:tcPr>
           <w:p>
             <w:r>
+              <w:rPr>
+                <w:sz w:val="19"/>
+              </w:rPr>
               <w:t>per-dataset breakdown of the finished cascade run</w:t>
             </w:r>
           </w:p>
@@ -2313,6 +2601,7 @@
         <w:tc>
           <w:tcPr>
             <w:tcW w:type="dxa" w:w="4320"/>
+            <w:shd w:val="clear" w:fill="F2F5FB"/>
           </w:tcPr>
           <w:p>
             <w:r>
@@ -2328,9 +2617,13 @@
         <w:tc>
           <w:tcPr>
             <w:tcW w:type="dxa" w:w="4320"/>
-          </w:tcPr>
-          <w:p>
-            <w:r>
+            <w:shd w:val="clear" w:fill="F2F5FB"/>
+          </w:tcPr>
+          <w:p>
+            <w:r>
+              <w:rPr>
+                <w:sz w:val="19"/>
+              </w:rPr>
               <w:t>effect of including near-chance MedXpert on the headline</w:t>
             </w:r>
           </w:p>
@@ -2358,6 +2651,9 @@
           </w:tcPr>
           <w:p>
             <w:r>
+              <w:rPr>
+                <w:sz w:val="19"/>
+              </w:rPr>
               <w:t>merge the 7B-think shards + validate the harness</w:t>
             </w:r>
           </w:p>
@@ -2367,6 +2663,7 @@
         <w:tc>
           <w:tcPr>
             <w:tcW w:type="dxa" w:w="4320"/>
+            <w:shd w:val="clear" w:fill="F2F5FB"/>
           </w:tcPr>
           <w:p>
             <w:r>
@@ -2382,9 +2679,13 @@
         <w:tc>
           <w:tcPr>
             <w:tcW w:type="dxa" w:w="4320"/>
-          </w:tcPr>
-          <w:p>
-            <w:r>
+            <w:shd w:val="clear" w:fill="F2F5FB"/>
+          </w:tcPr>
+          <w:p>
+            <w:r>
+              <w:rPr>
+                <w:sz w:val="19"/>
+              </w:rPr>
               <w:t>inspect timing/energy fields in the checkpoints</w:t>
             </w:r>
           </w:p>
@@ -2398,7 +2699,7 @@
       <w:r>
         <w:rPr>
           <w:rFonts w:ascii="Consolas" w:hAnsi="Consolas"/>
-          <w:color w:val="B03060"/>
+          <w:color w:val="3949AB"/>
           <w:sz w:val="19"/>
         </w:rPr>
         <w:t>src/data_prep/</w:t>
@@ -2406,7 +2707,7 @@
     </w:p>
     <w:tbl>
       <w:tblPr>
-        <w:tblStyle w:val="LightGrid-Accent1"/>
+        <w:tblStyle w:val="TableGrid"/>
         <w:tblW w:type="auto" w:w="0"/>
         <w:tblLook w:firstColumn="1" w:firstRow="1" w:lastColumn="0" w:lastRow="0" w:noHBand="0" w:noVBand="1" w:val="04A0"/>
       </w:tblPr>
@@ -2418,11 +2719,14 @@
         <w:tc>
           <w:tcPr>
             <w:tcW w:type="dxa" w:w="4320"/>
+            <w:shd w:val="clear" w:fill="3949AB"/>
           </w:tcPr>
           <w:p>
             <w:r>
               <w:rPr>
                 <w:b/>
+                <w:color w:val="FFFFFF"/>
+                <w:sz w:val="19"/>
               </w:rPr>
               <w:t>file</w:t>
             </w:r>
@@ -2431,11 +2735,14 @@
         <w:tc>
           <w:tcPr>
             <w:tcW w:type="dxa" w:w="4320"/>
+            <w:shd w:val="clear" w:fill="3949AB"/>
           </w:tcPr>
           <w:p>
             <w:r>
               <w:rPr>
                 <w:b/>
+                <w:color w:val="FFFFFF"/>
+                <w:sz w:val="19"/>
               </w:rPr>
               <w:t>purpose</w:t>
             </w:r>
@@ -2446,6 +2753,7 @@
         <w:tc>
           <w:tcPr>
             <w:tcW w:type="dxa" w:w="4320"/>
+            <w:shd w:val="clear" w:fill="F2F5FB"/>
           </w:tcPr>
           <w:p>
             <w:r>
@@ -2461,9 +2769,13 @@
         <w:tc>
           <w:tcPr>
             <w:tcW w:type="dxa" w:w="4320"/>
-          </w:tcPr>
-          <w:p>
-            <w:r>
+            <w:shd w:val="clear" w:fill="F2F5FB"/>
+          </w:tcPr>
+          <w:p>
+            <w:r>
+              <w:rPr>
+                <w:sz w:val="19"/>
+              </w:rPr>
               <w:t xml:space="preserve">build </w:t>
             </w:r>
             <w:r>
@@ -2502,6 +2814,9 @@
           </w:tcPr>
           <w:p>
             <w:r>
+              <w:rPr>
+                <w:sz w:val="19"/>
+              </w:rPr>
               <w:t>fixed-seed PMC-VQA train sample for held-out threshold fitting</w:t>
             </w:r>
           </w:p>
@@ -2511,6 +2826,7 @@
         <w:tc>
           <w:tcPr>
             <w:tcW w:type="dxa" w:w="4320"/>
+            <w:shd w:val="clear" w:fill="F2F5FB"/>
           </w:tcPr>
           <w:p>
             <w:r>
@@ -2526,9 +2842,13 @@
         <w:tc>
           <w:tcPr>
             <w:tcW w:type="dxa" w:w="4320"/>
-          </w:tcPr>
-          <w:p>
-            <w:r>
+            <w:shd w:val="clear" w:fill="F2F5FB"/>
+          </w:tcPr>
+          <w:p>
+            <w:r>
+              <w:rPr>
+                <w:sz w:val="19"/>
+              </w:rPr>
               <w:t>sample a clean training subset from PMC-VQA train</w:t>
             </w:r>
           </w:p>
@@ -2556,6 +2876,9 @@
           </w:tcPr>
           <w:p>
             <w:r>
+              <w:rPr>
+                <w:sz w:val="19"/>
+              </w:rPr>
               <w:t>prep the open-ended Kvasir-VQA-x1 subset (GI endoscopy)</w:t>
             </w:r>
           </w:p>
@@ -2565,6 +2888,7 @@
         <w:tc>
           <w:tcPr>
             <w:tcW w:type="dxa" w:w="4320"/>
+            <w:shd w:val="clear" w:fill="F2F5FB"/>
           </w:tcPr>
           <w:p>
             <w:r>
@@ -2580,9 +2904,13 @@
         <w:tc>
           <w:tcPr>
             <w:tcW w:type="dxa" w:w="4320"/>
-          </w:tcPr>
-          <w:p>
-            <w:r>
+            <w:shd w:val="clear" w:fill="F2F5FB"/>
+          </w:tcPr>
+          <w:p>
+            <w:r>
+              <w:rPr>
+                <w:sz w:val="19"/>
+              </w:rPr>
               <w:t>prep the RadImageNet-VQA open-ended slice (5th dataset)</w:t>
             </w:r>
           </w:p>
@@ -2596,23 +2924,29 @@
       <w:r>
         <w:rPr>
           <w:rFonts w:ascii="Consolas" w:hAnsi="Consolas"/>
-          <w:color w:val="B03060"/>
+          <w:color w:val="3949AB"/>
           <w:sz w:val="19"/>
         </w:rPr>
         <w:t>src/training_methods/</w:t>
       </w:r>
       <w:r>
+        <w:rPr>
+          <w:color w:val="3949AB"/>
+        </w:rPr>
         <w:t xml:space="preserve"> — the TRAINED methods (need </w:t>
       </w:r>
       <w:r>
         <w:rPr>
           <w:rFonts w:ascii="Consolas" w:hAnsi="Consolas"/>
-          <w:color w:val="B03060"/>
+          <w:color w:val="3949AB"/>
           <w:sz w:val="19"/>
         </w:rPr>
         <w:t>peft</w:t>
       </w:r>
       <w:r>
+        <w:rPr>
+          <w:color w:val="3949AB"/>
+        </w:rPr>
         <w:t>)</w:t>
       </w:r>
     </w:p>
@@ -2623,7 +2957,7 @@
     </w:p>
     <w:tbl>
       <w:tblPr>
-        <w:tblStyle w:val="LightGrid-Accent1"/>
+        <w:tblStyle w:val="TableGrid"/>
         <w:tblW w:type="auto" w:w="0"/>
         <w:tblLook w:firstColumn="1" w:firstRow="1" w:lastColumn="0" w:lastRow="0" w:noHBand="0" w:noVBand="1" w:val="04A0"/>
       </w:tblPr>
@@ -2635,11 +2969,14 @@
         <w:tc>
           <w:tcPr>
             <w:tcW w:type="dxa" w:w="4320"/>
+            <w:shd w:val="clear" w:fill="3949AB"/>
           </w:tcPr>
           <w:p>
             <w:r>
               <w:rPr>
                 <w:b/>
+                <w:color w:val="FFFFFF"/>
+                <w:sz w:val="19"/>
               </w:rPr>
               <w:t>file</w:t>
             </w:r>
@@ -2648,11 +2985,14 @@
         <w:tc>
           <w:tcPr>
             <w:tcW w:type="dxa" w:w="4320"/>
+            <w:shd w:val="clear" w:fill="3949AB"/>
           </w:tcPr>
           <w:p>
             <w:r>
               <w:rPr>
                 <w:b/>
+                <w:color w:val="FFFFFF"/>
+                <w:sz w:val="19"/>
               </w:rPr>
               <w:t>purpose</w:t>
             </w:r>
@@ -2663,6 +3003,7 @@
         <w:tc>
           <w:tcPr>
             <w:tcW w:type="dxa" w:w="4320"/>
+            <w:shd w:val="clear" w:fill="F2F5FB"/>
           </w:tcPr>
           <w:p>
             <w:r>
@@ -2678,11 +3019,13 @@
         <w:tc>
           <w:tcPr>
             <w:tcW w:type="dxa" w:w="4320"/>
+            <w:shd w:val="clear" w:fill="F2F5FB"/>
           </w:tcPr>
           <w:p>
             <w:r>
               <w:rPr>
                 <w:b/>
+                <w:sz w:val="19"/>
               </w:rPr>
               <w:t>trained verifier for open-ended best-of-N</w:t>
             </w:r>
@@ -2716,6 +3059,7 @@
             <w:r>
               <w:rPr>
                 <w:b/>
+                <w:sz w:val="19"/>
               </w:rPr>
               <w:t>structured-output box-verifier</w:t>
             </w:r>
@@ -2729,6 +3073,7 @@
         <w:tc>
           <w:tcPr>
             <w:tcW w:type="dxa" w:w="4320"/>
+            <w:shd w:val="clear" w:fill="F2F5FB"/>
           </w:tcPr>
           <w:p>
             <w:r>
@@ -2744,9 +3089,13 @@
         <w:tc>
           <w:tcPr>
             <w:tcW w:type="dxa" w:w="4320"/>
-          </w:tcPr>
-          <w:p>
-            <w:r>
+            <w:shd w:val="clear" w:fill="F2F5FB"/>
+          </w:tcPr>
+          <w:p>
+            <w:r>
+              <w:rPr>
+                <w:sz w:val="19"/>
+              </w:rPr>
               <w:t>does the verifier use the image? (refutes "lazy verifier")</w:t>
             </w:r>
           </w:p>
@@ -2774,6 +3123,9 @@
           </w:tcPr>
           <w:p>
             <w:r>
+              <w:rPr>
+                <w:sz w:val="19"/>
+              </w:rPr>
               <w:t>cross-dataset transfer of the trained verifier</w:t>
             </w:r>
           </w:p>
@@ -2783,6 +3135,7 @@
         <w:tc>
           <w:tcPr>
             <w:tcW w:type="dxa" w:w="4320"/>
+            <w:shd w:val="clear" w:fill="F2F5FB"/>
           </w:tcPr>
           <w:p>
             <w:r>
@@ -2798,9 +3151,13 @@
         <w:tc>
           <w:tcPr>
             <w:tcW w:type="dxa" w:w="4320"/>
-          </w:tcPr>
-          <w:p>
-            <w:r>
+            <w:shd w:val="clear" w:fill="F2F5FB"/>
+          </w:tcPr>
+          <w:p>
+            <w:r>
+              <w:rPr>
+                <w:sz w:val="19"/>
+              </w:rPr>
               <w:t>best-of-K test-time-scaling curve + bootstrap CI</w:t>
             </w:r>
           </w:p>
@@ -2828,6 +3185,9 @@
           </w:tcPr>
           <w:p>
             <w:r>
+              <w:rPr>
+                <w:sz w:val="19"/>
+              </w:rPr>
               <w:t>CALM-Fuse: trained answer-fusion of the two no-think tiers</w:t>
             </w:r>
           </w:p>
@@ -2837,6 +3197,7 @@
         <w:tc>
           <w:tcPr>
             <w:tcW w:type="dxa" w:w="4320"/>
+            <w:shd w:val="clear" w:fill="F2F5FB"/>
           </w:tcPr>
           <w:p>
             <w:r>
@@ -2852,9 +3213,13 @@
         <w:tc>
           <w:tcPr>
             <w:tcW w:type="dxa" w:w="4320"/>
-          </w:tcPr>
-          <w:p>
-            <w:r>
+            <w:shd w:val="clear" w:fill="F2F5FB"/>
+          </w:tcPr>
+          <w:p>
+            <w:r>
+              <w:rPr>
+                <w:sz w:val="19"/>
+              </w:rPr>
               <w:t>trained gate whose target is cascade-cost optimality</w:t>
             </w:r>
           </w:p>
@@ -2882,6 +3247,9 @@
           </w:tcPr>
           <w:p>
             <w:r>
+              <w:rPr>
+                <w:sz w:val="19"/>
+              </w:rPr>
               <w:t>FastLeg-Distill: LoRA-distill the big no-think model into the small one</w:t>
             </w:r>
           </w:p>
@@ -2891,6 +3259,7 @@
         <w:tc>
           <w:tcPr>
             <w:tcW w:type="dxa" w:w="4320"/>
+            <w:shd w:val="clear" w:fill="F2F5FB"/>
           </w:tcPr>
           <w:p>
             <w:r>
@@ -2906,9 +3275,13 @@
         <w:tc>
           <w:tcPr>
             <w:tcW w:type="dxa" w:w="4320"/>
-          </w:tcPr>
-          <w:p>
-            <w:r>
+            <w:shd w:val="clear" w:fill="F2F5FB"/>
+          </w:tcPr>
+          <w:p>
+            <w:r>
+              <w:rPr>
+                <w:sz w:val="19"/>
+              </w:rPr>
               <w:t>LoRA-trained gate predicting the 7B's own resolution-stability</w:t>
             </w:r>
           </w:p>
@@ -2922,7 +3295,7 @@
       <w:r>
         <w:rPr>
           <w:rFonts w:ascii="Consolas" w:hAnsi="Consolas"/>
-          <w:color w:val="B03060"/>
+          <w:color w:val="3949AB"/>
           <w:sz w:val="19"/>
         </w:rPr>
         <w:t>src/legacy_retrieval/</w:t>
@@ -2930,7 +3303,7 @@
     </w:p>
     <w:tbl>
       <w:tblPr>
-        <w:tblStyle w:val="LightGrid-Accent1"/>
+        <w:tblStyle w:val="TableGrid"/>
         <w:tblW w:type="auto" w:w="0"/>
         <w:tblLook w:firstColumn="1" w:firstRow="1" w:lastColumn="0" w:lastRow="0" w:noHBand="0" w:noVBand="1" w:val="04A0"/>
       </w:tblPr>
@@ -2942,11 +3315,14 @@
         <w:tc>
           <w:tcPr>
             <w:tcW w:type="dxa" w:w="4320"/>
+            <w:shd w:val="clear" w:fill="3949AB"/>
           </w:tcPr>
           <w:p>
             <w:r>
               <w:rPr>
                 <w:b/>
+                <w:color w:val="FFFFFF"/>
+                <w:sz w:val="19"/>
               </w:rPr>
               <w:t>file</w:t>
             </w:r>
@@ -2955,11 +3331,14 @@
         <w:tc>
           <w:tcPr>
             <w:tcW w:type="dxa" w:w="4320"/>
+            <w:shd w:val="clear" w:fill="3949AB"/>
           </w:tcPr>
           <w:p>
             <w:r>
               <w:rPr>
                 <w:b/>
+                <w:color w:val="FFFFFF"/>
+                <w:sz w:val="19"/>
               </w:rPr>
               <w:t>purpose</w:t>
             </w:r>
@@ -2970,6 +3349,7 @@
         <w:tc>
           <w:tcPr>
             <w:tcW w:type="dxa" w:w="4320"/>
+            <w:shd w:val="clear" w:fill="F2F5FB"/>
           </w:tcPr>
           <w:p>
             <w:r>
@@ -2985,9 +3365,13 @@
         <w:tc>
           <w:tcPr>
             <w:tcW w:type="dxa" w:w="4320"/>
-          </w:tcPr>
-          <w:p>
-            <w:r>
+            <w:shd w:val="clear" w:fill="F2F5FB"/>
+          </w:tcPr>
+          <w:p>
+            <w:r>
+              <w:rPr>
+                <w:sz w:val="19"/>
+              </w:rPr>
               <w:t>MedRAG retrieval — leftover from the killed RAG direction, kept for record</w:t>
             </w:r>
           </w:p>
@@ -3009,12 +3393,15 @@
       <w:r>
         <w:rPr>
           <w:rFonts w:ascii="Consolas" w:hAnsi="Consolas"/>
-          <w:color w:val="B03060"/>
+          <w:color w:val="3949AB"/>
           <w:sz w:val="19"/>
         </w:rPr>
         <w:t>src/cascade_methods/</w:t>
       </w:r>
       <w:r>
+        <w:rPr>
+          <w:color w:val="3949AB"/>
+        </w:rPr>
         <w:t xml:space="preserve"> — the research-loop working dir (terse names; full index here)</w:t>
       </w:r>
     </w:p>
@@ -3033,7 +3420,7 @@
     </w:p>
     <w:tbl>
       <w:tblPr>
-        <w:tblStyle w:val="LightGrid-Accent1"/>
+        <w:tblStyle w:val="TableGrid"/>
         <w:tblW w:type="auto" w:w="0"/>
         <w:tblLook w:firstColumn="1" w:firstRow="1" w:lastColumn="0" w:lastRow="0" w:noHBand="0" w:noVBand="1" w:val="04A0"/>
       </w:tblPr>
@@ -3045,11 +3432,14 @@
         <w:tc>
           <w:tcPr>
             <w:tcW w:type="dxa" w:w="4320"/>
+            <w:shd w:val="clear" w:fill="3949AB"/>
           </w:tcPr>
           <w:p>
             <w:r>
               <w:rPr>
                 <w:b/>
+                <w:color w:val="FFFFFF"/>
+                <w:sz w:val="19"/>
               </w:rPr>
               <w:t>file</w:t>
             </w:r>
@@ -3058,11 +3448,14 @@
         <w:tc>
           <w:tcPr>
             <w:tcW w:type="dxa" w:w="4320"/>
+            <w:shd w:val="clear" w:fill="3949AB"/>
           </w:tcPr>
           <w:p>
             <w:r>
               <w:rPr>
                 <w:b/>
+                <w:color w:val="FFFFFF"/>
+                <w:sz w:val="19"/>
               </w:rPr>
               <w:t>purpose</w:t>
             </w:r>
@@ -3073,6 +3466,7 @@
         <w:tc>
           <w:tcPr>
             <w:tcW w:type="dxa" w:w="4320"/>
+            <w:shd w:val="clear" w:fill="F2F5FB"/>
           </w:tcPr>
           <w:p>
             <w:r>
@@ -3088,9 +3482,13 @@
         <w:tc>
           <w:tcPr>
             <w:tcW w:type="dxa" w:w="4320"/>
-          </w:tcPr>
-          <w:p>
-            <w:r>
+            <w:shd w:val="clear" w:fill="F2F5FB"/>
+          </w:tcPr>
+          <w:p>
+            <w:r>
+              <w:rPr>
+                <w:sz w:val="19"/>
+              </w:rPr>
               <w:t>unified offline evaluation harness for two-model cascade gating (imported ~36×)</w:t>
             </w:r>
           </w:p>
@@ -3118,6 +3516,9 @@
           </w:tcPr>
           <w:p>
             <w:r>
+              <w:rPr>
+                <w:sz w:val="19"/>
+              </w:rPr>
               <w:t>registry of training-free cascade gating methods (each a scoring function)</w:t>
             </w:r>
           </w:p>
@@ -3127,6 +3528,7 @@
         <w:tc>
           <w:tcPr>
             <w:tcW w:type="dxa" w:w="4320"/>
+            <w:shd w:val="clear" w:fill="F2F5FB"/>
           </w:tcPr>
           <w:p>
             <w:r>
@@ -3142,9 +3544,13 @@
         <w:tc>
           <w:tcPr>
             <w:tcW w:type="dxa" w:w="4320"/>
-          </w:tcPr>
-          <w:p>
-            <w:r>
+            <w:shd w:val="clear" w:fill="F2F5FB"/>
+          </w:tcPr>
+          <w:p>
+            <w:r>
+              <w:rPr>
+                <w:sz w:val="19"/>
+              </w:rPr>
               <w:t>recoverability-aware deferral gates (the novel deferral direction)</w:t>
             </w:r>
           </w:p>
@@ -3172,6 +3578,9 @@
           </w:tcPr>
           <w:p>
             <w:r>
+              <w:rPr>
+                <w:sz w:val="19"/>
+              </w:rPr>
               <w:t>accuracy-vs-compute frontiers for escalation scores (imported by comparisons)</w:t>
             </w:r>
           </w:p>
@@ -3181,6 +3590,7 @@
         <w:tc>
           <w:tcPr>
             <w:tcW w:type="dxa" w:w="4320"/>
+            <w:shd w:val="clear" w:fill="F2F5FB"/>
           </w:tcPr>
           <w:p>
             <w:r>
@@ -3196,9 +3606,13 @@
         <w:tc>
           <w:tcPr>
             <w:tcW w:type="dxa" w:w="4320"/>
-          </w:tcPr>
-          <w:p>
-            <w:r>
+            <w:shd w:val="clear" w:fill="F2F5FB"/>
+          </w:tcPr>
+          <w:p>
+            <w:r>
+              <w:rPr>
+                <w:sz w:val="19"/>
+              </w:rPr>
               <w:t>head-to-head of the three cascade methods on 5 metrics (imported by ACC runners)</w:t>
             </w:r>
           </w:p>
@@ -3215,7 +3629,7 @@
     </w:p>
     <w:tbl>
       <w:tblPr>
-        <w:tblStyle w:val="LightGrid-Accent1"/>
+        <w:tblStyle w:val="TableGrid"/>
         <w:tblW w:type="auto" w:w="0"/>
         <w:tblLook w:firstColumn="1" w:firstRow="1" w:lastColumn="0" w:lastRow="0" w:noHBand="0" w:noVBand="1" w:val="04A0"/>
       </w:tblPr>
@@ -3227,11 +3641,14 @@
         <w:tc>
           <w:tcPr>
             <w:tcW w:type="dxa" w:w="4320"/>
+            <w:shd w:val="clear" w:fill="3949AB"/>
           </w:tcPr>
           <w:p>
             <w:r>
               <w:rPr>
                 <w:b/>
+                <w:color w:val="FFFFFF"/>
+                <w:sz w:val="19"/>
               </w:rPr>
               <w:t>file</w:t>
             </w:r>
@@ -3240,11 +3657,14 @@
         <w:tc>
           <w:tcPr>
             <w:tcW w:type="dxa" w:w="4320"/>
+            <w:shd w:val="clear" w:fill="3949AB"/>
           </w:tcPr>
           <w:p>
             <w:r>
               <w:rPr>
                 <w:b/>
+                <w:color w:val="FFFFFF"/>
+                <w:sz w:val="19"/>
               </w:rPr>
               <w:t>purpose</w:t>
             </w:r>
@@ -3255,6 +3675,7 @@
         <w:tc>
           <w:tcPr>
             <w:tcW w:type="dxa" w:w="4320"/>
+            <w:shd w:val="clear" w:fill="F2F5FB"/>
           </w:tcPr>
           <w:p>
             <w:r>
@@ -3270,9 +3691,13 @@
         <w:tc>
           <w:tcPr>
             <w:tcW w:type="dxa" w:w="4320"/>
-          </w:tcPr>
-          <w:p>
-            <w:r>
+            <w:shd w:val="clear" w:fill="F2F5FB"/>
+          </w:tcPr>
+          <w:p>
+            <w:r>
+              <w:rPr>
+                <w:sz w:val="19"/>
+              </w:rPr>
               <w:t>the core ACC: confidence-gated 3-tier compute-configuration cascade</w:t>
             </w:r>
           </w:p>
@@ -3300,6 +3725,9 @@
           </w:tcPr>
           <w:p>
             <w:r>
+              <w:rPr>
+                <w:sz w:val="19"/>
+              </w:rPr>
               <w:t>ACC-A: the recommended variant, cross-model-agreement think gate</w:t>
             </w:r>
           </w:p>
@@ -3309,6 +3737,7 @@
         <w:tc>
           <w:tcPr>
             <w:tcW w:type="dxa" w:w="4320"/>
+            <w:shd w:val="clear" w:fill="F2F5FB"/>
           </w:tcPr>
           <w:p>
             <w:r>
@@ -3324,9 +3753,13 @@
         <w:tc>
           <w:tcPr>
             <w:tcW w:type="dxa" w:w="4320"/>
-          </w:tcPr>
-          <w:p>
-            <w:r>
+            <w:shd w:val="clear" w:fill="F2F5FB"/>
+          </w:tcPr>
+          <w:p>
+            <w:r>
+              <w:rPr>
+                <w:sz w:val="19"/>
+              </w:rPr>
               <w:t>confidence-tightened think-gate, validated across families</w:t>
             </w:r>
           </w:p>
@@ -3354,6 +3787,9 @@
           </w:tcPr>
           <w:p>
             <w:r>
+              <w:rPr>
+                <w:sz w:val="19"/>
+              </w:rPr>
               <w:t>ACC-v4 = v3 + resolution-decoupled think tier</w:t>
             </w:r>
           </w:p>
@@ -3363,6 +3799,7 @@
         <w:tc>
           <w:tcPr>
             <w:tcW w:type="dxa" w:w="4320"/>
+            <w:shd w:val="clear" w:fill="F2F5FB"/>
           </w:tcPr>
           <w:p>
             <w:r>
@@ -3378,9 +3815,13 @@
         <w:tc>
           <w:tcPr>
             <w:tcW w:type="dxa" w:w="4320"/>
-          </w:tcPr>
-          <w:p>
-            <w:r>
+            <w:shd w:val="clear" w:fill="F2F5FB"/>
+          </w:tcPr>
+          <w:p>
+            <w:r>
+              <w:rPr>
+                <w:sz w:val="19"/>
+              </w:rPr>
               <w:t>ACC generalization to other 2-size families (Lingshu, MedGemma)</w:t>
             </w:r>
           </w:p>
@@ -3408,6 +3849,9 @@
           </w:tcPr>
           <w:p>
             <w:r>
+              <w:rPr>
+                <w:sz w:val="19"/>
+              </w:rPr>
               <w:t>the full 3-tier bake-off run on all families</w:t>
             </w:r>
           </w:p>
@@ -3417,6 +3861,7 @@
         <w:tc>
           <w:tcPr>
             <w:tcW w:type="dxa" w:w="4320"/>
+            <w:shd w:val="clear" w:fill="F2F5FB"/>
           </w:tcPr>
           <w:p>
             <w:r>
@@ -3432,9 +3877,13 @@
         <w:tc>
           <w:tcPr>
             <w:tcW w:type="dxa" w:w="4320"/>
-          </w:tcPr>
-          <w:p>
-            <w:r>
+            <w:shd w:val="clear" w:fill="F2F5FB"/>
+          </w:tcPr>
+          <w:p>
+            <w:r>
+              <w:rPr>
+                <w:sz w:val="19"/>
+              </w:rPr>
               <w:t>integrate the visual-stability rescue into ACC-v2</w:t>
             </w:r>
           </w:p>
@@ -3462,6 +3911,9 @@
           </w:tcPr>
           <w:p>
             <w:r>
+              <w:rPr>
+                <w:sz w:val="19"/>
+              </w:rPr>
               <w:t>mode-adaptive multi-tier cascade (no-think ≥ think on perception)</w:t>
             </w:r>
           </w:p>
@@ -3471,6 +3923,7 @@
         <w:tc>
           <w:tcPr>
             <w:tcW w:type="dxa" w:w="4320"/>
+            <w:shd w:val="clear" w:fill="F2F5FB"/>
           </w:tcPr>
           <w:p>
             <w:r>
@@ -3486,9 +3939,13 @@
         <w:tc>
           <w:tcPr>
             <w:tcW w:type="dxa" w:w="4320"/>
-          </w:tcPr>
-          <w:p>
-            <w:r>
+            <w:shd w:val="clear" w:fill="F2F5FB"/>
+          </w:tcPr>
+          <w:p>
+            <w:r>
+              <w:rPr>
+                <w:sz w:val="19"/>
+              </w:rPr>
               <w:t>does ACC's "no-think ≥ think on perception VQA" premise generalize?</w:t>
             </w:r>
           </w:p>
@@ -3516,6 +3973,9 @@
           </w:tcPr>
           <w:p>
             <w:r>
+              <w:rPr>
+                <w:sz w:val="19"/>
+              </w:rPr>
               <w:t>honest all-6 evaluation of the 3-tier cascade</w:t>
             </w:r>
           </w:p>
@@ -3525,6 +3985,7 @@
         <w:tc>
           <w:tcPr>
             <w:tcW w:type="dxa" w:w="4320"/>
+            <w:shd w:val="clear" w:fill="F2F5FB"/>
           </w:tcPr>
           <w:p>
             <w:r>
@@ -3540,9 +4001,13 @@
         <w:tc>
           <w:tcPr>
             <w:tcW w:type="dxa" w:w="4320"/>
-          </w:tcPr>
-          <w:p>
-            <w:r>
+            <w:shd w:val="clear" w:fill="F2F5FB"/>
+          </w:tcPr>
+          <w:p>
+            <w:r>
+              <w:rPr>
+                <w:sz w:val="19"/>
+              </w:rPr>
               <w:t>complete method comparison under the fixed 3-tier ACC config</w:t>
             </w:r>
           </w:p>
@@ -3559,7 +4024,7 @@
     </w:p>
     <w:tbl>
       <w:tblPr>
-        <w:tblStyle w:val="LightGrid-Accent1"/>
+        <w:tblStyle w:val="TableGrid"/>
         <w:tblW w:type="auto" w:w="0"/>
         <w:tblLook w:firstColumn="1" w:firstRow="1" w:lastColumn="0" w:lastRow="0" w:noHBand="0" w:noVBand="1" w:val="04A0"/>
       </w:tblPr>
@@ -3571,11 +4036,14 @@
         <w:tc>
           <w:tcPr>
             <w:tcW w:type="dxa" w:w="4320"/>
+            <w:shd w:val="clear" w:fill="3949AB"/>
           </w:tcPr>
           <w:p>
             <w:r>
               <w:rPr>
                 <w:b/>
+                <w:color w:val="FFFFFF"/>
+                <w:sz w:val="19"/>
               </w:rPr>
               <w:t>file</w:t>
             </w:r>
@@ -3584,11 +4052,14 @@
         <w:tc>
           <w:tcPr>
             <w:tcW w:type="dxa" w:w="4320"/>
+            <w:shd w:val="clear" w:fill="3949AB"/>
           </w:tcPr>
           <w:p>
             <w:r>
               <w:rPr>
                 <w:b/>
+                <w:color w:val="FFFFFF"/>
+                <w:sz w:val="19"/>
               </w:rPr>
               <w:t>purpose</w:t>
             </w:r>
@@ -3599,6 +4070,7 @@
         <w:tc>
           <w:tcPr>
             <w:tcW w:type="dxa" w:w="4320"/>
+            <w:shd w:val="clear" w:fill="F2F5FB"/>
           </w:tcPr>
           <w:p>
             <w:r>
@@ -3614,9 +4086,13 @@
         <w:tc>
           <w:tcPr>
             <w:tcW w:type="dxa" w:w="4320"/>
-          </w:tcPr>
-          <w:p>
-            <w:r>
+            <w:shd w:val="clear" w:fill="F2F5FB"/>
+          </w:tcPr>
+          <w:p>
+            <w:r>
+              <w:rPr>
+                <w:sz w:val="19"/>
+              </w:rPr>
               <w:t>unified fair leaderboard for cascade gating methods</w:t>
             </w:r>
           </w:p>
@@ -3644,6 +4120,9 @@
           </w:tcPr>
           <w:p>
             <w:r>
+              <w:rPr>
+                <w:sz w:val="19"/>
+              </w:rPr>
               <w:t>the definitive cascade leaderboard (every method)</w:t>
             </w:r>
           </w:p>
@@ -3653,6 +4132,7 @@
         <w:tc>
           <w:tcPr>
             <w:tcW w:type="dxa" w:w="4320"/>
+            <w:shd w:val="clear" w:fill="F2F5FB"/>
           </w:tcPr>
           <w:p>
             <w:r>
@@ -3668,9 +4148,13 @@
         <w:tc>
           <w:tcPr>
             <w:tcW w:type="dxa" w:w="4320"/>
-          </w:tcPr>
-          <w:p>
-            <w:r>
+            <w:shd w:val="clear" w:fill="F2F5FB"/>
+          </w:tcPr>
+          <w:p>
+            <w:r>
+              <w:rPr>
+                <w:sz w:val="19"/>
+              </w:rPr>
               <w:t>definitive leaderboard: SOTA training-free gates × configs</w:t>
             </w:r>
           </w:p>
@@ -3698,6 +4182,9 @@
           </w:tcPr>
           <w:p>
             <w:r>
+              <w:rPr>
+                <w:sz w:val="19"/>
+              </w:rPr>
               <w:t>primary metric = min 32B escalation rate at iso-accuracy</w:t>
             </w:r>
           </w:p>
@@ -3707,6 +4194,7 @@
         <w:tc>
           <w:tcPr>
             <w:tcW w:type="dxa" w:w="4320"/>
+            <w:shd w:val="clear" w:fill="F2F5FB"/>
           </w:tcPr>
           <w:p>
             <w:r>
@@ -3722,9 +4210,13 @@
         <w:tc>
           <w:tcPr>
             <w:tcW w:type="dxa" w:w="4320"/>
-          </w:tcPr>
-          <w:p>
-            <w:r>
+            <w:shd w:val="clear" w:fill="F2F5FB"/>
+          </w:tcPr>
+          <w:p>
+            <w:r>
+              <w:rPr>
+                <w:sz w:val="19"/>
+              </w:rPr>
               <w:t>hold the ACC 3-tier config fixed, vary only the gate</w:t>
             </w:r>
           </w:p>
@@ -3752,6 +4244,9 @@
           </w:tcPr>
           <w:p>
             <w:r>
+              <w:rPr>
+                <w:sz w:val="19"/>
+              </w:rPr>
               <w:t>head-to-head vs current-SOTA training-free gates</w:t>
             </w:r>
           </w:p>
@@ -3761,6 +4256,7 @@
         <w:tc>
           <w:tcPr>
             <w:tcW w:type="dxa" w:w="4320"/>
+            <w:shd w:val="clear" w:fill="F2F5FB"/>
           </w:tcPr>
           <w:p>
             <w:r>
@@ -3776,9 +4272,13 @@
         <w:tc>
           <w:tcPr>
             <w:tcW w:type="dxa" w:w="4320"/>
-          </w:tcPr>
-          <w:p>
-            <w:r>
+            <w:shd w:val="clear" w:fill="F2F5FB"/>
+          </w:tcPr>
+          <w:p>
+            <w:r>
+              <w:rPr>
+                <w:sz w:val="19"/>
+              </w:rPr>
               <w:t>corrected (post-audit) training-free gate bake-off</w:t>
             </w:r>
           </w:p>
@@ -3806,6 +4306,9 @@
           </w:tcPr>
           <w:p>
             <w:r>
+              <w:rPr>
+                <w:sz w:val="19"/>
+              </w:rPr>
               <w:t>canonical routing figure: accuracy vs escalation</w:t>
             </w:r>
           </w:p>
@@ -3815,6 +4318,7 @@
         <w:tc>
           <w:tcPr>
             <w:tcW w:type="dxa" w:w="4320"/>
+            <w:shd w:val="clear" w:fill="F2F5FB"/>
           </w:tcPr>
           <w:p>
             <w:r>
@@ -3830,9 +4334,13 @@
         <w:tc>
           <w:tcPr>
             <w:tcW w:type="dxa" w:w="4320"/>
-          </w:tcPr>
-          <w:p>
-            <w:r>
+            <w:shd w:val="clear" w:fill="F2F5FB"/>
+          </w:tcPr>
+          <w:p>
+            <w:r>
+              <w:rPr>
+                <w:sz w:val="19"/>
+              </w:rPr>
               <w:t>escalation-accuracy frontier (the VADR direction)</w:t>
             </w:r>
           </w:p>
@@ -3860,6 +4368,9 @@
           </w:tcPr>
           <w:p>
             <w:r>
+              <w:rPr>
+                <w:sz w:val="19"/>
+              </w:rPr>
               <w:t>why confidence-only gating wastes compute</w:t>
             </w:r>
           </w:p>
@@ -3869,6 +4380,7 @@
         <w:tc>
           <w:tcPr>
             <w:tcW w:type="dxa" w:w="4320"/>
+            <w:shd w:val="clear" w:fill="F2F5FB"/>
           </w:tcPr>
           <w:p>
             <w:r>
@@ -3884,9 +4396,13 @@
         <w:tc>
           <w:tcPr>
             <w:tcW w:type="dxa" w:w="4320"/>
-          </w:tcPr>
-          <w:p>
-            <w:r>
+            <w:shd w:val="clear" w:fill="F2F5FB"/>
+          </w:tcPr>
+          <w:p>
+            <w:r>
+              <w:rPr>
+                <w:sz w:val="19"/>
+              </w:rPr>
               <w:t>why confidence is near-optimal (Jitkrittum et al. NeurIPS'23)</w:t>
             </w:r>
           </w:p>
@@ -3914,6 +4430,9 @@
           </w:tcPr>
           <w:p>
             <w:r>
+              <w:rPr>
+                <w:sz w:val="19"/>
+              </w:rPr>
               <w:t>does more PMC-VQA-train data change the gate result?</w:t>
             </w:r>
           </w:p>
@@ -3923,6 +4442,7 @@
         <w:tc>
           <w:tcPr>
             <w:tcW w:type="dxa" w:w="4320"/>
+            <w:shd w:val="clear" w:fill="F2F5FB"/>
           </w:tcPr>
           <w:p>
             <w:r>
@@ -3938,9 +4458,13 @@
         <w:tc>
           <w:tcPr>
             <w:tcW w:type="dxa" w:w="4320"/>
-          </w:tcPr>
-          <w:p>
-            <w:r>
+            <w:shd w:val="clear" w:fill="F2F5FB"/>
+          </w:tcPr>
+          <w:p>
+            <w:r>
+              <w:rPr>
+                <w:sz w:val="19"/>
+              </w:rPr>
               <w:t>native-prompt vs foreign-prompt think vs no-think, per family</w:t>
             </w:r>
           </w:p>
@@ -3957,7 +4481,7 @@
     </w:p>
     <w:tbl>
       <w:tblPr>
-        <w:tblStyle w:val="LightGrid-Accent1"/>
+        <w:tblStyle w:val="TableGrid"/>
         <w:tblW w:type="auto" w:w="0"/>
         <w:tblLook w:firstColumn="1" w:firstRow="1" w:lastColumn="0" w:lastRow="0" w:noHBand="0" w:noVBand="1" w:val="04A0"/>
       </w:tblPr>
@@ -3969,11 +4493,14 @@
         <w:tc>
           <w:tcPr>
             <w:tcW w:type="dxa" w:w="4320"/>
+            <w:shd w:val="clear" w:fill="3949AB"/>
           </w:tcPr>
           <w:p>
             <w:r>
               <w:rPr>
                 <w:b/>
+                <w:color w:val="FFFFFF"/>
+                <w:sz w:val="19"/>
               </w:rPr>
               <w:t>file</w:t>
             </w:r>
@@ -3982,11 +4509,14 @@
         <w:tc>
           <w:tcPr>
             <w:tcW w:type="dxa" w:w="4320"/>
+            <w:shd w:val="clear" w:fill="3949AB"/>
           </w:tcPr>
           <w:p>
             <w:r>
               <w:rPr>
                 <w:b/>
+                <w:color w:val="FFFFFF"/>
+                <w:sz w:val="19"/>
               </w:rPr>
               <w:t>purpose</w:t>
             </w:r>
@@ -3997,6 +4527,7 @@
         <w:tc>
           <w:tcPr>
             <w:tcW w:type="dxa" w:w="4320"/>
+            <w:shd w:val="clear" w:fill="F2F5FB"/>
           </w:tcPr>
           <w:p>
             <w:r>
@@ -4012,9 +4543,13 @@
         <w:tc>
           <w:tcPr>
             <w:tcW w:type="dxa" w:w="4320"/>
-          </w:tcPr>
-          <w:p>
-            <w:r>
+            <w:shd w:val="clear" w:fill="F2F5FB"/>
+          </w:tcPr>
+          <w:p>
+            <w:r>
+              <w:rPr>
+                <w:sz w:val="19"/>
+              </w:rPr>
               <w:t>the novel signal: VISUAL STABILITY across resolutions</w:t>
             </w:r>
           </w:p>
@@ -4042,6 +4577,9 @@
           </w:tcPr>
           <w:p>
             <w:r>
+              <w:rPr>
+                <w:sz w:val="19"/>
+              </w:rPr>
               <w:t>test the bidirectional visual-stability gate premise</w:t>
             </w:r>
           </w:p>
@@ -4051,6 +4589,7 @@
         <w:tc>
           <w:tcPr>
             <w:tcW w:type="dxa" w:w="4320"/>
+            <w:shd w:val="clear" w:fill="F2F5FB"/>
           </w:tcPr>
           <w:p>
             <w:r>
@@ -4066,9 +4605,13 @@
         <w:tc>
           <w:tcPr>
             <w:tcW w:type="dxa" w:w="4320"/>
-          </w:tcPr>
-          <w:p>
-            <w:r>
+            <w:shd w:val="clear" w:fill="F2F5FB"/>
+          </w:tcPr>
+          <w:p>
+            <w:r>
+              <w:rPr>
+                <w:sz w:val="19"/>
+              </w:rPr>
               <w:t>is resolution-stability the right think-tier signal?</w:t>
             </w:r>
           </w:p>
@@ -4096,6 +4639,9 @@
           </w:tcPr>
           <w:p>
             <w:r>
+              <w:rPr>
+                <w:sz w:val="19"/>
+              </w:rPr>
               <w:t>do multiple orthogonal robustness signals compound?</w:t>
             </w:r>
           </w:p>
@@ -4105,6 +4651,7 @@
         <w:tc>
           <w:tcPr>
             <w:tcW w:type="dxa" w:w="4320"/>
+            <w:shd w:val="clear" w:fill="F2F5FB"/>
           </w:tcPr>
           <w:p>
             <w:r>
@@ -4120,9 +4667,13 @@
         <w:tc>
           <w:tcPr>
             <w:tcW w:type="dxa" w:w="4320"/>
-          </w:tcPr>
-          <w:p>
-            <w:r>
+            <w:shd w:val="clear" w:fill="F2F5FB"/>
+          </w:tcPr>
+          <w:p>
+            <w:r>
+              <w:rPr>
+                <w:sz w:val="19"/>
+              </w:rPr>
               <w:t>two more training-free ideas from multi-resolution data</w:t>
             </w:r>
           </w:p>
@@ -4150,6 +4701,9 @@
           </w:tcPr>
           <w:p>
             <w:r>
+              <w:rPr>
+                <w:sz w:val="19"/>
+              </w:rPr>
               <w:t>honest validation of the visual-stability rescue gate</w:t>
             </w:r>
           </w:p>
@@ -4159,6 +4713,7 @@
         <w:tc>
           <w:tcPr>
             <w:tcW w:type="dxa" w:w="4320"/>
+            <w:shd w:val="clear" w:fill="F2F5FB"/>
           </w:tcPr>
           <w:p>
             <w:r>
@@ -4174,9 +4729,13 @@
         <w:tc>
           <w:tcPr>
             <w:tcW w:type="dxa" w:w="4320"/>
-          </w:tcPr>
-          <w:p>
-            <w:r>
+            <w:shd w:val="clear" w:fill="F2F5FB"/>
+          </w:tcPr>
+          <w:p>
+            <w:r>
+              <w:rPr>
+                <w:sz w:val="19"/>
+              </w:rPr>
               <w:t>paired bootstrap CIs for the rescue headline</w:t>
             </w:r>
           </w:p>
@@ -4204,6 +4763,9 @@
           </w:tcPr>
           <w:p>
             <w:r>
+              <w:rPr>
+                <w:sz w:val="19"/>
+              </w:rPr>
               <w:t>prefill-inclusive FLOPs + accuracy + guardrail for the rescue</w:t>
             </w:r>
           </w:p>
@@ -4213,6 +4775,7 @@
         <w:tc>
           <w:tcPr>
             <w:tcW w:type="dxa" w:w="4320"/>
+            <w:shd w:val="clear" w:fill="F2F5FB"/>
           </w:tcPr>
           <w:p>
             <w:r>
@@ -4228,9 +4791,13 @@
         <w:tc>
           <w:tcPr>
             <w:tcW w:type="dxa" w:w="4320"/>
-          </w:tcPr>
-          <w:p>
-            <w:r>
+            <w:shd w:val="clear" w:fill="F2F5FB"/>
+          </w:tcPr>
+          <w:p>
+            <w:r>
+              <w:rPr>
+                <w:sz w:val="19"/>
+              </w:rPr>
               <w:t>canonical validation of the robustness-rescue family</w:t>
             </w:r>
           </w:p>
@@ -4258,6 +4825,9 @@
           </w:tcPr>
           <w:p>
             <w:r>
+              <w:rPr>
+                <w:sz w:val="19"/>
+              </w:rPr>
               <w:t>why rescue@think works (mechanism)</w:t>
             </w:r>
           </w:p>
@@ -4274,7 +4844,7 @@
     </w:p>
     <w:tbl>
       <w:tblPr>
-        <w:tblStyle w:val="LightGrid-Accent1"/>
+        <w:tblStyle w:val="TableGrid"/>
         <w:tblW w:type="auto" w:w="0"/>
         <w:tblLook w:firstColumn="1" w:firstRow="1" w:lastColumn="0" w:lastRow="0" w:noHBand="0" w:noVBand="1" w:val="04A0"/>
       </w:tblPr>
@@ -4286,11 +4856,14 @@
         <w:tc>
           <w:tcPr>
             <w:tcW w:type="dxa" w:w="4320"/>
+            <w:shd w:val="clear" w:fill="3949AB"/>
           </w:tcPr>
           <w:p>
             <w:r>
               <w:rPr>
                 <w:b/>
+                <w:color w:val="FFFFFF"/>
+                <w:sz w:val="19"/>
               </w:rPr>
               <w:t>file</w:t>
             </w:r>
@@ -4299,11 +4872,14 @@
         <w:tc>
           <w:tcPr>
             <w:tcW w:type="dxa" w:w="4320"/>
+            <w:shd w:val="clear" w:fill="3949AB"/>
           </w:tcPr>
           <w:p>
             <w:r>
               <w:rPr>
                 <w:b/>
+                <w:color w:val="FFFFFF"/>
+                <w:sz w:val="19"/>
               </w:rPr>
               <w:t>purpose</w:t>
             </w:r>
@@ -4314,6 +4890,7 @@
         <w:tc>
           <w:tcPr>
             <w:tcW w:type="dxa" w:w="4320"/>
+            <w:shd w:val="clear" w:fill="F2F5FB"/>
           </w:tcPr>
           <w:p>
             <w:r>
@@ -4329,9 +4906,13 @@
         <w:tc>
           <w:tcPr>
             <w:tcW w:type="dxa" w:w="4320"/>
-          </w:tcPr>
-          <w:p>
-            <w:r>
+            <w:shd w:val="clear" w:fill="F2F5FB"/>
+          </w:tcPr>
+          <w:p>
+            <w:r>
+              <w:rPr>
+                <w:sz w:val="19"/>
+              </w:rPr>
               <w:t>cross-family agreement as a correctness signal (decorrelated errors)</w:t>
             </w:r>
           </w:p>
@@ -4359,6 +4940,9 @@
           </w:tcPr>
           <w:p>
             <w:r>
+              <w:rPr>
+                <w:sz w:val="19"/>
+              </w:rPr>
               <w:t>premise test for cross-family complementarity</w:t>
             </w:r>
           </w:p>
@@ -4368,6 +4952,7 @@
         <w:tc>
           <w:tcPr>
             <w:tcW w:type="dxa" w:w="4320"/>
+            <w:shd w:val="clear" w:fill="F2F5FB"/>
           </w:tcPr>
           <w:p>
             <w:r>
@@ -4383,9 +4968,13 @@
         <w:tc>
           <w:tcPr>
             <w:tcW w:type="dxa" w:w="4320"/>
-          </w:tcPr>
-          <w:p>
-            <w:r>
+            <w:shd w:val="clear" w:fill="F2F5FB"/>
+          </w:tcPr>
+          <w:p>
+            <w:r>
+              <w:rPr>
+                <w:sz w:val="19"/>
+              </w:rPr>
               <w:t>does a cheap router capture cross-family complementarity?</w:t>
             </w:r>
           </w:p>
@@ -4413,6 +5002,9 @@
           </w:tcPr>
           <w:p>
             <w:r>
+              <w:rPr>
+                <w:sz w:val="19"/>
+              </w:rPr>
               <w:t>decisive test: router on frozen peer signals</w:t>
             </w:r>
           </w:p>
@@ -4429,7 +5021,7 @@
     </w:p>
     <w:tbl>
       <w:tblPr>
-        <w:tblStyle w:val="LightGrid-Accent1"/>
+        <w:tblStyle w:val="TableGrid"/>
         <w:tblW w:type="auto" w:w="0"/>
         <w:tblLook w:firstColumn="1" w:firstRow="1" w:lastColumn="0" w:lastRow="0" w:noHBand="0" w:noVBand="1" w:val="04A0"/>
       </w:tblPr>
@@ -4441,11 +5033,14 @@
         <w:tc>
           <w:tcPr>
             <w:tcW w:type="dxa" w:w="4320"/>
+            <w:shd w:val="clear" w:fill="3949AB"/>
           </w:tcPr>
           <w:p>
             <w:r>
               <w:rPr>
                 <w:b/>
+                <w:color w:val="FFFFFF"/>
+                <w:sz w:val="19"/>
               </w:rPr>
               <w:t>file</w:t>
             </w:r>
@@ -4454,11 +5049,14 @@
         <w:tc>
           <w:tcPr>
             <w:tcW w:type="dxa" w:w="4320"/>
+            <w:shd w:val="clear" w:fill="3949AB"/>
           </w:tcPr>
           <w:p>
             <w:r>
               <w:rPr>
                 <w:b/>
+                <w:color w:val="FFFFFF"/>
+                <w:sz w:val="19"/>
               </w:rPr>
               <w:t>purpose</w:t>
             </w:r>
@@ -4469,6 +5067,7 @@
         <w:tc>
           <w:tcPr>
             <w:tcW w:type="dxa" w:w="4320"/>
+            <w:shd w:val="clear" w:fill="F2F5FB"/>
           </w:tcPr>
           <w:p>
             <w:r>
@@ -4484,9 +5083,13 @@
         <w:tc>
           <w:tcPr>
             <w:tcW w:type="dxa" w:w="4320"/>
-          </w:tcPr>
-          <w:p>
-            <w:r>
+            <w:shd w:val="clear" w:fill="F2F5FB"/>
+          </w:tcPr>
+          <w:p>
+            <w:r>
+              <w:rPr>
+                <w:sz w:val="19"/>
+              </w:rPr>
               <w:t>open-ended cascade: is semantic self-consistency a better gate?</w:t>
             </w:r>
           </w:p>
@@ -4514,6 +5117,9 @@
           </w:tcPr>
           <w:p>
             <w:r>
+              <w:rPr>
+                <w:sz w:val="19"/>
+              </w:rPr>
               <w:t>ablations for the open-ended ceiling-break (§5.7)</w:t>
             </w:r>
           </w:p>
@@ -4523,6 +5129,7 @@
         <w:tc>
           <w:tcPr>
             <w:tcW w:type="dxa" w:w="4320"/>
+            <w:shd w:val="clear" w:fill="F2F5FB"/>
           </w:tcPr>
           <w:p>
             <w:r>
@@ -4538,9 +5145,13 @@
         <w:tc>
           <w:tcPr>
             <w:tcW w:type="dxa" w:w="4320"/>
-          </w:tcPr>
-          <w:p>
-            <w:r>
+            <w:shd w:val="clear" w:fill="F2F5FB"/>
+          </w:tcPr>
+          <w:p>
+            <w:r>
+              <w:rPr>
+                <w:sz w:val="19"/>
+              </w:rPr>
               <w:t>hunt for an open-ended routing signal that beats confidence</w:t>
             </w:r>
           </w:p>
@@ -4568,6 +5179,9 @@
           </w:tcPr>
           <w:p>
             <w:r>
+              <w:rPr>
+                <w:sz w:val="19"/>
+              </w:rPr>
               <w:t>evaluate verifier-guided SELECTION over sc8, judged semantically</w:t>
             </w:r>
           </w:p>
@@ -4577,6 +5191,7 @@
         <w:tc>
           <w:tcPr>
             <w:tcW w:type="dxa" w:w="4320"/>
+            <w:shd w:val="clear" w:fill="F2F5FB"/>
           </w:tcPr>
           <w:p>
             <w:r>
@@ -4592,9 +5207,13 @@
         <w:tc>
           <w:tcPr>
             <w:tcW w:type="dxa" w:w="4320"/>
-          </w:tcPr>
-          <w:p>
-            <w:r>
+            <w:shd w:val="clear" w:fill="F2F5FB"/>
+          </w:tcPr>
+          <w:p>
+            <w:r>
+              <w:rPr>
+                <w:sz w:val="19"/>
+              </w:rPr>
               <w:t xml:space="preserve">explode an sc8 checkpoint into one judge-input file (idx </w:t>
             </w:r>
             <w:r>
@@ -4633,6 +5252,9 @@
           </w:tcPr>
           <w:p>
             <w:r>
+              <w:rPr>
+                <w:sz w:val="19"/>
+              </w:rPr>
               <w:t>does the 32B fix the 7B's genuinely-unknown (oracle-wrong) errors?</w:t>
             </w:r>
           </w:p>
@@ -4642,6 +5264,7 @@
         <w:tc>
           <w:tcPr>
             <w:tcW w:type="dxa" w:w="4320"/>
+            <w:shd w:val="clear" w:fill="F2F5FB"/>
           </w:tcPr>
           <w:p>
             <w:r>
@@ -4657,9 +5280,13 @@
         <w:tc>
           <w:tcPr>
             <w:tcW w:type="dxa" w:w="4320"/>
-          </w:tcPr>
-          <w:p>
-            <w:r>
+            <w:shd w:val="clear" w:fill="F2F5FB"/>
+          </w:tcPr>
+          <w:p>
+            <w:r>
+              <w:rPr>
+                <w:sz w:val="19"/>
+              </w:rPr>
               <w:t>RAG feasibility: decompose open errors by content type</w:t>
             </w:r>
           </w:p>
@@ -4687,6 +5314,9 @@
           </w:tcPr>
           <w:p>
             <w:r>
+              <w:rPr>
+                <w:sz w:val="19"/>
+              </w:rPr>
               <w:t>grounding: does spatial self-consistency predict box IoU?</w:t>
             </w:r>
           </w:p>
@@ -4703,7 +5333,7 @@
     </w:p>
     <w:tbl>
       <w:tblPr>
-        <w:tblStyle w:val="LightGrid-Accent1"/>
+        <w:tblStyle w:val="TableGrid"/>
         <w:tblW w:type="auto" w:w="0"/>
         <w:tblLook w:firstColumn="1" w:firstRow="1" w:lastColumn="0" w:lastRow="0" w:noHBand="0" w:noVBand="1" w:val="04A0"/>
       </w:tblPr>
@@ -4715,11 +5345,14 @@
         <w:tc>
           <w:tcPr>
             <w:tcW w:type="dxa" w:w="4320"/>
+            <w:shd w:val="clear" w:fill="3949AB"/>
           </w:tcPr>
           <w:p>
             <w:r>
               <w:rPr>
                 <w:b/>
+                <w:color w:val="FFFFFF"/>
+                <w:sz w:val="19"/>
               </w:rPr>
               <w:t>file</w:t>
             </w:r>
@@ -4728,11 +5361,14 @@
         <w:tc>
           <w:tcPr>
             <w:tcW w:type="dxa" w:w="4320"/>
+            <w:shd w:val="clear" w:fill="3949AB"/>
           </w:tcPr>
           <w:p>
             <w:r>
               <w:rPr>
                 <w:b/>
+                <w:color w:val="FFFFFF"/>
+                <w:sz w:val="19"/>
               </w:rPr>
               <w:t>purpose</w:t>
             </w:r>
@@ -4743,6 +5379,7 @@
         <w:tc>
           <w:tcPr>
             <w:tcW w:type="dxa" w:w="4320"/>
+            <w:shd w:val="clear" w:fill="F2F5FB"/>
           </w:tcPr>
           <w:p>
             <w:r>
@@ -4758,9 +5395,13 @@
         <w:tc>
           <w:tcPr>
             <w:tcW w:type="dxa" w:w="4320"/>
-          </w:tcPr>
-          <w:p>
-            <w:r>
+            <w:shd w:val="clear" w:fill="F2F5FB"/>
+          </w:tcPr>
+          <w:p>
+            <w:r>
+              <w:rPr>
+                <w:sz w:val="19"/>
+              </w:rPr>
               <w:t>training-free selective prediction / safe abstention</w:t>
             </w:r>
           </w:p>
@@ -4788,6 +5429,9 @@
           </w:tcPr>
           <w:p>
             <w:r>
+              <w:rPr>
+                <w:sz w:val="19"/>
+              </w:rPr>
               <w:t>is the abstention threshold deployable at a target risk r*?</w:t>
             </w:r>
           </w:p>
@@ -4797,6 +5441,7 @@
         <w:tc>
           <w:tcPr>
             <w:tcW w:type="dxa" w:w="4320"/>
+            <w:shd w:val="clear" w:fill="F2F5FB"/>
           </w:tcPr>
           <w:p>
             <w:r>
@@ -4812,9 +5457,13 @@
         <w:tc>
           <w:tcPr>
             <w:tcW w:type="dxa" w:w="4320"/>
-          </w:tcPr>
-          <w:p>
-            <w:r>
+            <w:shd w:val="clear" w:fill="F2F5FB"/>
+          </w:tcPr>
+          <w:p>
+            <w:r>
+              <w:rPr>
+                <w:sz w:val="19"/>
+              </w:rPr>
               <w:t>unsolvable-aware deferral-aware cascade router</w:t>
             </w:r>
           </w:p>
@@ -4842,6 +5491,9 @@
           </w:tcPr>
           <w:p>
             <w:r>
+              <w:rPr>
+                <w:sz w:val="19"/>
+              </w:rPr>
               <w:t>deployable-honest evaluation of the meta-router</w:t>
             </w:r>
           </w:p>
@@ -4851,6 +5503,7 @@
         <w:tc>
           <w:tcPr>
             <w:tcW w:type="dxa" w:w="4320"/>
+            <w:shd w:val="clear" w:fill="F2F5FB"/>
           </w:tcPr>
           <w:p>
             <w:r>
@@ -4866,9 +5519,13 @@
         <w:tc>
           <w:tcPr>
             <w:tcW w:type="dxa" w:w="4320"/>
-          </w:tcPr>
-          <w:p>
-            <w:r>
+            <w:shd w:val="clear" w:fill="F2F5FB"/>
+          </w:tcPr>
+          <w:p>
+            <w:r>
+              <w:rPr>
+                <w:sz w:val="19"/>
+              </w:rPr>
               <w:t>unified 3-way triage for open-ended medical VLMs</w:t>
             </w:r>
           </w:p>
@@ -4885,7 +5542,7 @@
     </w:p>
     <w:tbl>
       <w:tblPr>
-        <w:tblStyle w:val="LightGrid-Accent1"/>
+        <w:tblStyle w:val="TableGrid"/>
         <w:tblW w:type="auto" w:w="0"/>
         <w:tblLook w:firstColumn="1" w:firstRow="1" w:lastColumn="0" w:lastRow="0" w:noHBand="0" w:noVBand="1" w:val="04A0"/>
       </w:tblPr>
@@ -4897,11 +5554,14 @@
         <w:tc>
           <w:tcPr>
             <w:tcW w:type="dxa" w:w="4320"/>
+            <w:shd w:val="clear" w:fill="3949AB"/>
           </w:tcPr>
           <w:p>
             <w:r>
               <w:rPr>
                 <w:b/>
+                <w:color w:val="FFFFFF"/>
+                <w:sz w:val="19"/>
               </w:rPr>
               <w:t>file</w:t>
             </w:r>
@@ -4910,11 +5570,14 @@
         <w:tc>
           <w:tcPr>
             <w:tcW w:type="dxa" w:w="4320"/>
+            <w:shd w:val="clear" w:fill="3949AB"/>
           </w:tcPr>
           <w:p>
             <w:r>
               <w:rPr>
                 <w:b/>
+                <w:color w:val="FFFFFF"/>
+                <w:sz w:val="19"/>
               </w:rPr>
               <w:t>purpose</w:t>
             </w:r>
@@ -4925,6 +5588,7 @@
         <w:tc>
           <w:tcPr>
             <w:tcW w:type="dxa" w:w="4320"/>
+            <w:shd w:val="clear" w:fill="F2F5FB"/>
           </w:tcPr>
           <w:p>
             <w:r>
@@ -4940,9 +5604,13 @@
         <w:tc>
           <w:tcPr>
             <w:tcW w:type="dxa" w:w="4320"/>
-          </w:tcPr>
-          <w:p>
-            <w:r>
+            <w:shd w:val="clear" w:fill="F2F5FB"/>
+          </w:tcPr>
+          <w:p>
+            <w:r>
+              <w:rPr>
+                <w:sz w:val="19"/>
+              </w:rPr>
               <w:t>in-distribution ceiling of recoverability-aware gating (K-fold CV)</w:t>
             </w:r>
           </w:p>
@@ -4970,6 +5638,9 @@
           </w:tcPr>
           <w:p>
             <w:r>
+              <w:rPr>
+                <w:sz w:val="19"/>
+              </w:rPr>
               <w:t>re-score the cascade with a cheaper strong leg (32B no-think)</w:t>
             </w:r>
           </w:p>
@@ -4979,6 +5650,7 @@
         <w:tc>
           <w:tcPr>
             <w:tcW w:type="dxa" w:w="4320"/>
+            <w:shd w:val="clear" w:fill="F2F5FB"/>
           </w:tcPr>
           <w:p>
             <w:r>
@@ -4994,9 +5666,13 @@
         <w:tc>
           <w:tcPr>
             <w:tcW w:type="dxa" w:w="4320"/>
-          </w:tcPr>
-          <w:p>
-            <w:r>
+            <w:shd w:val="clear" w:fill="F2F5FB"/>
+          </w:tcPr>
+          <w:p>
+            <w:r>
+              <w:rPr>
+                <w:sz w:val="19"/>
+              </w:rPr>
               <w:t>compare cheaper escalation targets vs the 32B-think leg</w:t>
             </w:r>
           </w:p>
@@ -5024,6 +5700,9 @@
           </w:tcPr>
           <w:p>
             <w:r>
+              <w:rPr>
+                <w:sz w:val="19"/>
+              </w:rPr>
               <w:t>estimated batch-1 latency reduction of VADR vs SOTA confidence</w:t>
             </w:r>
           </w:p>
@@ -5033,6 +5712,7 @@
         <w:tc>
           <w:tcPr>
             <w:tcW w:type="dxa" w:w="4320"/>
+            <w:shd w:val="clear" w:fill="F2F5FB"/>
           </w:tcPr>
           <w:p>
             <w:r>
@@ -5048,9 +5728,13 @@
         <w:tc>
           <w:tcPr>
             <w:tcW w:type="dxa" w:w="4320"/>
-          </w:tcPr>
-          <w:p>
-            <w:r>
+            <w:shd w:val="clear" w:fill="F2F5FB"/>
+          </w:tcPr>
+          <w:p>
+            <w:r>
+              <w:rPr>
+                <w:sz w:val="19"/>
+              </w:rPr>
               <w:t>feasibility + speedup of lossless speculative decoding for 32B-think</w:t>
             </w:r>
           </w:p>
@@ -5078,6 +5762,9 @@
           </w:tcPr>
           <w:p>
             <w:r>
+              <w:rPr>
+                <w:sz w:val="19"/>
+              </w:rPr>
               <w:t>is the blank-image counterfactual a usable gate signal?</w:t>
             </w:r>
           </w:p>
@@ -5087,6 +5774,7 @@
         <w:tc>
           <w:tcPr>
             <w:tcW w:type="dxa" w:w="4320"/>
+            <w:shd w:val="clear" w:fill="F2F5FB"/>
           </w:tcPr>
           <w:p>
             <w:r>
@@ -5102,9 +5790,13 @@
         <w:tc>
           <w:tcPr>
             <w:tcW w:type="dxa" w:w="4320"/>
-          </w:tcPr>
-          <w:p>
-            <w:r>
+            <w:shd w:val="clear" w:fill="F2F5FB"/>
+          </w:tcPr>
+          <w:p>
+            <w:r>
+              <w:rPr>
+                <w:sz w:val="19"/>
+              </w:rPr>
               <w:t>does Lingshu truly answer directly, or is it our prompt?</w:t>
             </w:r>
           </w:p>
@@ -5121,7 +5813,7 @@
     </w:p>
     <w:tbl>
       <w:tblPr>
-        <w:tblStyle w:val="LightGrid-Accent1"/>
+        <w:tblStyle w:val="TableGrid"/>
         <w:tblW w:type="auto" w:w="0"/>
         <w:tblLook w:firstColumn="1" w:firstRow="1" w:lastColumn="0" w:lastRow="0" w:noHBand="0" w:noVBand="1" w:val="04A0"/>
       </w:tblPr>
@@ -5133,11 +5825,14 @@
         <w:tc>
           <w:tcPr>
             <w:tcW w:type="dxa" w:w="4320"/>
+            <w:shd w:val="clear" w:fill="3949AB"/>
           </w:tcPr>
           <w:p>
             <w:r>
               <w:rPr>
                 <w:b/>
+                <w:color w:val="FFFFFF"/>
+                <w:sz w:val="19"/>
               </w:rPr>
               <w:t>file</w:t>
             </w:r>
@@ -5146,11 +5841,14 @@
         <w:tc>
           <w:tcPr>
             <w:tcW w:type="dxa" w:w="4320"/>
+            <w:shd w:val="clear" w:fill="3949AB"/>
           </w:tcPr>
           <w:p>
             <w:r>
               <w:rPr>
                 <w:b/>
+                <w:color w:val="FFFFFF"/>
+                <w:sz w:val="19"/>
               </w:rPr>
               <w:t>purpose</w:t>
             </w:r>
@@ -5161,6 +5859,7 @@
         <w:tc>
           <w:tcPr>
             <w:tcW w:type="dxa" w:w="4320"/>
+            <w:shd w:val="clear" w:fill="F2F5FB"/>
           </w:tcPr>
           <w:p>
             <w:r>
@@ -5176,9 +5875,13 @@
         <w:tc>
           <w:tcPr>
             <w:tcW w:type="dxa" w:w="4320"/>
-          </w:tcPr>
-          <w:p>
-            <w:r>
+            <w:shd w:val="clear" w:fill="F2F5FB"/>
+          </w:tcPr>
+          <w:p>
+            <w:r>
+              <w:rPr>
+                <w:sz w:val="19"/>
+              </w:rPr>
               <w:t>detailed readable number tables across families</w:t>
             </w:r>
           </w:p>
@@ -5206,6 +5909,9 @@
           </w:tcPr>
           <w:p>
             <w:r>
+              <w:rPr>
+                <w:sz w:val="19"/>
+              </w:rPr>
               <w:t xml:space="preserve">consolidate every data point into </w:t>
             </w:r>
             <w:r>
@@ -5223,6 +5929,7 @@
         <w:tc>
           <w:tcPr>
             <w:tcW w:type="dxa" w:w="4320"/>
+            <w:shd w:val="clear" w:fill="F2F5FB"/>
           </w:tcPr>
           <w:p>
             <w:r>
@@ -5238,9 +5945,13 @@
         <w:tc>
           <w:tcPr>
             <w:tcW w:type="dxa" w:w="4320"/>
-          </w:tcPr>
-          <w:p>
-            <w:r>
+            <w:shd w:val="clear" w:fill="F2F5FB"/>
+          </w:tcPr>
+          <w:p>
+            <w:r>
+              <w:rPr>
+                <w:sz w:val="19"/>
+              </w:rPr>
               <w:t>every data point into comparable charts + tables</w:t>
             </w:r>
           </w:p>
@@ -5268,6 +5979,9 @@
           </w:tcPr>
           <w:p>
             <w:r>
+              <w:rPr>
+                <w:sz w:val="19"/>
+              </w:rPr>
               <w:t>charts for the open-ended self-consistency cascade</w:t>
             </w:r>
           </w:p>
@@ -5277,6 +5991,7 @@
         <w:tc>
           <w:tcPr>
             <w:tcW w:type="dxa" w:w="4320"/>
+            <w:shd w:val="clear" w:fill="F2F5FB"/>
           </w:tcPr>
           <w:p>
             <w:r>
@@ -5292,9 +6007,13 @@
         <w:tc>
           <w:tcPr>
             <w:tcW w:type="dxa" w:w="4320"/>
-          </w:tcPr>
-          <w:p>
-            <w:r>
+            <w:shd w:val="clear" w:fill="F2F5FB"/>
+          </w:tcPr>
+          <w:p>
+            <w:r>
+              <w:rPr>
+                <w:sz w:val="19"/>
+              </w:rPr>
               <w:t>charts for the visual-stability rescue into ACC-v2</w:t>
             </w:r>
           </w:p>
@@ -5316,12 +6035,15 @@
       <w:r>
         <w:rPr>
           <w:rFonts w:ascii="Consolas" w:hAnsi="Consolas"/>
-          <w:color w:val="B03060"/>
+          <w:color w:val="3949AB"/>
           <w:sz w:val="19"/>
         </w:rPr>
         <w:t>runners/</w:t>
       </w:r>
       <w:r>
+        <w:rPr>
+          <w:color w:val="3949AB"/>
+        </w:rPr>
         <w:t xml:space="preserve"> — shell launchers (NEW: moved out of the root this session)</w:t>
       </w:r>
     </w:p>
@@ -5480,7 +6202,7 @@
       <w:r>
         <w:rPr>
           <w:rFonts w:ascii="Consolas" w:hAnsi="Consolas"/>
-          <w:color w:val="B03060"/>
+          <w:color w:val="3949AB"/>
           <w:sz w:val="19"/>
         </w:rPr>
         <w:t>paper/</w:t>
@@ -5577,6 +6299,9 @@
         <w:pStyle w:val="Heading2"/>
       </w:pPr>
       <w:r>
+        <w:rPr>
+          <w:color w:val="3949AB"/>
+        </w:rPr>
         <w:t>Data &amp; record directories (gitignored unless noted)</w:t>
       </w:r>
     </w:p>
